--- a/project01/deliverables/三国斗阵_Y3_英雄技能实现说明_v0.2.docx
+++ b/project01/deliverables/三国斗阵_Y3_英雄技能实现说明_v0.2.docx
@@ -1848,6 +1848,470 @@
                 <w:sz w:val="15"/>
               </w:rPr>
               <w:t>吕布拥有威势时，当前目标区域内敌方小兵攻击降低。威势达到 3 层时，该效果提高。</w:t>
+            </w:r>
+          </w:p>
+        </w:tc>
+      </w:tr>
+    </w:tbl>
+    <w:p>
+      <w:pPr>
+        <w:pStyle w:val="6"/>
+      </w:pPr>
+      <w:r>
+        <w:rPr>
+          <w:rFonts w:ascii="Microsoft YaHei" w:hAnsi="Microsoft YaHei" w:eastAsia="Microsoft YaHei"/>
+          <w:b/>
+          <w:sz w:val="20"/>
+        </w:rPr>
+        <w:t>游戏内简短描述建议</w:t>
+      </w:r>
+    </w:p>
+    <w:tbl>
+      <w:tblPr>
+        <w:tblStyle w:val="33"/>
+        <w:tblW w:type="auto" w:w="0"/>
+        <w:jc w:val="center"/>
+        <w:tblLayout w:type="fixed"/>
+        <w:tblLook w:firstColumn="1" w:firstRow="1" w:lastColumn="0" w:lastRow="0" w:noHBand="0" w:noVBand="1" w:val="04A0"/>
+      </w:tblPr>
+      <w:tblGrid>
+        <w:gridCol w:w="4694"/>
+        <w:gridCol w:w="4694"/>
+        <w:gridCol w:w="4694"/>
+      </w:tblGrid>
+      <w:tr>
+        <w:tc>
+          <w:tcPr>
+            <w:tcW w:type="dxa" w:w="1152"/>
+            <w:shd w:fill="D9EAF7"/>
+            <w:vAlign w:val="center"/>
+          </w:tcPr>
+          <w:p>
+            <w:pPr>
+              <w:spacing w:before="0" w:after="0" w:line="264" w:lineRule="auto"/>
+              <w:jc w:val="center"/>
+            </w:pPr>
+            <w:r>
+              <w:rPr>
+                <w:rFonts w:ascii="Microsoft YaHei" w:hAnsi="Microsoft YaHei" w:eastAsia="Microsoft YaHei"/>
+                <w:b/>
+                <w:sz w:val="17"/>
+              </w:rPr>
+              <w:t>阶段</w:t>
+            </w:r>
+          </w:p>
+        </w:tc>
+        <w:tc>
+          <w:tcPr>
+            <w:tcW w:type="dxa" w:w="2015"/>
+            <w:shd w:fill="D9EAF7"/>
+            <w:vAlign w:val="center"/>
+          </w:tcPr>
+          <w:p>
+            <w:pPr>
+              <w:spacing w:before="0" w:after="0" w:line="264" w:lineRule="auto"/>
+              <w:jc w:val="center"/>
+            </w:pPr>
+            <w:r>
+              <w:rPr>
+                <w:rFonts w:ascii="Microsoft YaHei" w:hAnsi="Microsoft YaHei" w:eastAsia="Microsoft YaHei"/>
+                <w:b/>
+                <w:sz w:val="17"/>
+              </w:rPr>
+              <w:t>技能</w:t>
+            </w:r>
+          </w:p>
+        </w:tc>
+        <w:tc>
+          <w:tcPr>
+            <w:tcW w:type="dxa" w:w="6048"/>
+            <w:shd w:fill="D9EAF7"/>
+            <w:vAlign w:val="center"/>
+          </w:tcPr>
+          <w:p>
+            <w:pPr>
+              <w:spacing w:before="0" w:after="0" w:line="264" w:lineRule="auto"/>
+              <w:jc w:val="center"/>
+            </w:pPr>
+            <w:r>
+              <w:rPr>
+                <w:rFonts w:ascii="Microsoft YaHei" w:hAnsi="Microsoft YaHei" w:eastAsia="Microsoft YaHei"/>
+                <w:b/>
+                <w:sz w:val="17"/>
+              </w:rPr>
+              <w:t>游戏内简短描述</w:t>
+            </w:r>
+          </w:p>
+        </w:tc>
+      </w:tr>
+      <w:tr>
+        <w:tc>
+          <w:tcPr>
+            <w:tcW w:type="dxa" w:w="1152"/>
+            <w:vAlign w:val="center"/>
+          </w:tcPr>
+          <w:p>
+            <w:pPr>
+              <w:spacing w:before="0" w:after="0" w:line="264" w:lineRule="auto"/>
+              <w:jc w:val="center"/>
+            </w:pPr>
+            <w:r>
+              <w:rPr>
+                <w:rFonts w:ascii="Microsoft YaHei" w:hAnsi="Microsoft YaHei" w:eastAsia="Microsoft YaHei"/>
+                <w:b w:val="0"/>
+                <w:sz w:val="17"/>
+              </w:rPr>
+              <w:t>阶段1</w:t>
+            </w:r>
+          </w:p>
+        </w:tc>
+        <w:tc>
+          <w:tcPr>
+            <w:tcW w:type="dxa" w:w="2015"/>
+            <w:vAlign w:val="center"/>
+          </w:tcPr>
+          <w:p>
+            <w:pPr>
+              <w:spacing w:before="0" w:after="0" w:line="264" w:lineRule="auto"/>
+              <w:jc w:val="center"/>
+            </w:pPr>
+            <w:r>
+              <w:rPr>
+                <w:rFonts w:ascii="Microsoft YaHei" w:hAnsi="Microsoft YaHei" w:eastAsia="Microsoft YaHei"/>
+                <w:b/>
+                <w:sz w:val="17"/>
+              </w:rPr>
+              <w:t>方天压阵</w:t>
+            </w:r>
+          </w:p>
+        </w:tc>
+        <w:tc>
+          <w:tcPr>
+            <w:tcW w:type="dxa" w:w="6048"/>
+            <w:vAlign w:val="center"/>
+          </w:tcPr>
+          <w:p>
+            <w:pPr>
+              <w:spacing w:before="0" w:after="0" w:line="264" w:lineRule="auto"/>
+              <w:jc w:val="left"/>
+            </w:pPr>
+            <w:r>
+              <w:rPr>
+                <w:rFonts w:ascii="Microsoft YaHei" w:hAnsi="Microsoft YaHei" w:eastAsia="Microsoft YaHei"/>
+                <w:b w:val="0"/>
+                <w:sz w:val="17"/>
+              </w:rPr>
+              <w:t>横扫当前一路前方最多 3 名敌人；每层威势提高本次伤害。</w:t>
+            </w:r>
+          </w:p>
+        </w:tc>
+      </w:tr>
+      <w:tr>
+        <w:tc>
+          <w:tcPr>
+            <w:tcW w:type="dxa" w:w="1152"/>
+            <w:vAlign w:val="center"/>
+          </w:tcPr>
+          <w:p>
+            <w:pPr>
+              <w:spacing w:before="0" w:after="0" w:line="264" w:lineRule="auto"/>
+              <w:jc w:val="center"/>
+            </w:pPr>
+            <w:r>
+              <w:rPr>
+                <w:rFonts w:ascii="Microsoft YaHei" w:hAnsi="Microsoft YaHei" w:eastAsia="Microsoft YaHei"/>
+                <w:b w:val="0"/>
+                <w:sz w:val="17"/>
+              </w:rPr>
+              <w:t>阶段1</w:t>
+            </w:r>
+          </w:p>
+        </w:tc>
+        <w:tc>
+          <w:tcPr>
+            <w:tcW w:type="dxa" w:w="2015"/>
+            <w:vAlign w:val="center"/>
+          </w:tcPr>
+          <w:p>
+            <w:pPr>
+              <w:spacing w:before="0" w:after="0" w:line="264" w:lineRule="auto"/>
+              <w:jc w:val="center"/>
+            </w:pPr>
+            <w:r>
+              <w:rPr>
+                <w:rFonts w:ascii="Microsoft YaHei" w:hAnsi="Microsoft YaHei" w:eastAsia="Microsoft YaHei"/>
+                <w:b/>
+                <w:sz w:val="17"/>
+              </w:rPr>
+              <w:t>戟下无退</w:t>
+            </w:r>
+          </w:p>
+        </w:tc>
+        <w:tc>
+          <w:tcPr>
+            <w:tcW w:type="dxa" w:w="6048"/>
+            <w:vAlign w:val="center"/>
+          </w:tcPr>
+          <w:p>
+            <w:pPr>
+              <w:spacing w:before="0" w:after="0" w:line="264" w:lineRule="auto"/>
+              <w:jc w:val="left"/>
+            </w:pPr>
+            <w:r>
+              <w:rPr>
+                <w:rFonts w:ascii="Microsoft YaHei" w:hAnsi="Microsoft YaHei" w:eastAsia="Microsoft YaHei"/>
+                <w:b w:val="0"/>
+                <w:sz w:val="17"/>
+              </w:rPr>
+              <w:t>前排时近战受伤 -10%；攻击队长/精英时普攻伤害 +10%。</w:t>
+            </w:r>
+          </w:p>
+        </w:tc>
+      </w:tr>
+      <w:tr>
+        <w:tc>
+          <w:tcPr>
+            <w:tcW w:type="dxa" w:w="1152"/>
+            <w:vAlign w:val="center"/>
+          </w:tcPr>
+          <w:p>
+            <w:pPr>
+              <w:spacing w:before="0" w:after="0" w:line="264" w:lineRule="auto"/>
+              <w:jc w:val="center"/>
+            </w:pPr>
+            <w:r>
+              <w:rPr>
+                <w:rFonts w:ascii="Microsoft YaHei" w:hAnsi="Microsoft YaHei" w:eastAsia="Microsoft YaHei"/>
+                <w:b w:val="0"/>
+                <w:sz w:val="17"/>
+              </w:rPr>
+              <w:t>阶段2</w:t>
+            </w:r>
+          </w:p>
+        </w:tc>
+        <w:tc>
+          <w:tcPr>
+            <w:tcW w:type="dxa" w:w="2015"/>
+            <w:vAlign w:val="center"/>
+          </w:tcPr>
+          <w:p>
+            <w:pPr>
+              <w:spacing w:before="0" w:after="0" w:line="264" w:lineRule="auto"/>
+              <w:jc w:val="center"/>
+            </w:pPr>
+            <w:r>
+              <w:rPr>
+                <w:rFonts w:ascii="Microsoft YaHei" w:hAnsi="Microsoft YaHei" w:eastAsia="Microsoft YaHei"/>
+                <w:b/>
+                <w:sz w:val="17"/>
+              </w:rPr>
+              <w:t>阵前叫战</w:t>
+            </w:r>
+          </w:p>
+        </w:tc>
+        <w:tc>
+          <w:tcPr>
+            <w:tcW w:type="dxa" w:w="6048"/>
+            <w:vAlign w:val="center"/>
+          </w:tcPr>
+          <w:p>
+            <w:pPr>
+              <w:spacing w:before="0" w:after="0" w:line="264" w:lineRule="auto"/>
+              <w:jc w:val="left"/>
+            </w:pPr>
+            <w:r>
+              <w:rPr>
+                <w:rFonts w:ascii="Microsoft YaHei" w:hAnsi="Microsoft YaHei" w:eastAsia="Microsoft YaHei"/>
+                <w:b w:val="0"/>
+                <w:sz w:val="17"/>
+              </w:rPr>
+              <w:t>攻击当前目标；若目标是队长/精英，嘲讽 3 秒并降低其攻击。</w:t>
+            </w:r>
+          </w:p>
+        </w:tc>
+      </w:tr>
+      <w:tr>
+        <w:tc>
+          <w:tcPr>
+            <w:tcW w:type="dxa" w:w="1152"/>
+            <w:vAlign w:val="center"/>
+          </w:tcPr>
+          <w:p>
+            <w:pPr>
+              <w:spacing w:before="0" w:after="0" w:line="264" w:lineRule="auto"/>
+              <w:jc w:val="center"/>
+            </w:pPr>
+            <w:r>
+              <w:rPr>
+                <w:rFonts w:ascii="Microsoft YaHei" w:hAnsi="Microsoft YaHei" w:eastAsia="Microsoft YaHei"/>
+                <w:b w:val="0"/>
+                <w:sz w:val="17"/>
+              </w:rPr>
+              <w:t>阶段2</w:t>
+            </w:r>
+          </w:p>
+        </w:tc>
+        <w:tc>
+          <w:tcPr>
+            <w:tcW w:type="dxa" w:w="2015"/>
+            <w:vAlign w:val="center"/>
+          </w:tcPr>
+          <w:p>
+            <w:pPr>
+              <w:spacing w:before="0" w:after="0" w:line="264" w:lineRule="auto"/>
+              <w:jc w:val="center"/>
+            </w:pPr>
+            <w:r>
+              <w:rPr>
+                <w:rFonts w:ascii="Microsoft YaHei" w:hAnsi="Microsoft YaHei" w:eastAsia="Microsoft YaHei"/>
+                <w:b/>
+                <w:sz w:val="17"/>
+              </w:rPr>
+              <w:t>人中吕布</w:t>
+            </w:r>
+          </w:p>
+        </w:tc>
+        <w:tc>
+          <w:tcPr>
+            <w:tcW w:type="dxa" w:w="6048"/>
+            <w:vAlign w:val="center"/>
+          </w:tcPr>
+          <w:p>
+            <w:pPr>
+              <w:spacing w:before="0" w:after="0" w:line="264" w:lineRule="auto"/>
+              <w:jc w:val="left"/>
+            </w:pPr>
+            <w:r>
+              <w:rPr>
+                <w:rFonts w:ascii="Microsoft YaHei" w:hAnsi="Microsoft YaHei" w:eastAsia="Microsoft YaHei"/>
+                <w:b w:val="0"/>
+                <w:sz w:val="17"/>
+              </w:rPr>
+              <w:t>参与击破队长/精英时获得威势，最多 3 层；每层攻击 +6%。</w:t>
+            </w:r>
+          </w:p>
+        </w:tc>
+      </w:tr>
+      <w:tr>
+        <w:tc>
+          <w:tcPr>
+            <w:tcW w:type="dxa" w:w="1152"/>
+            <w:vAlign w:val="center"/>
+          </w:tcPr>
+          <w:p>
+            <w:pPr>
+              <w:spacing w:before="0" w:after="0" w:line="264" w:lineRule="auto"/>
+              <w:jc w:val="center"/>
+            </w:pPr>
+            <w:r>
+              <w:rPr>
+                <w:rFonts w:ascii="Microsoft YaHei" w:hAnsi="Microsoft YaHei" w:eastAsia="Microsoft YaHei"/>
+                <w:b w:val="0"/>
+                <w:sz w:val="17"/>
+              </w:rPr>
+              <w:t>阶段3</w:t>
+            </w:r>
+          </w:p>
+        </w:tc>
+        <w:tc>
+          <w:tcPr>
+            <w:tcW w:type="dxa" w:w="2015"/>
+            <w:vAlign w:val="center"/>
+          </w:tcPr>
+          <w:p>
+            <w:pPr>
+              <w:spacing w:before="0" w:after="0" w:line="264" w:lineRule="auto"/>
+              <w:jc w:val="center"/>
+            </w:pPr>
+            <w:r>
+              <w:rPr>
+                <w:rFonts w:ascii="Microsoft YaHei" w:hAnsi="Microsoft YaHei" w:eastAsia="Microsoft YaHei"/>
+                <w:b/>
+                <w:sz w:val="17"/>
+              </w:rPr>
+              <w:t>辕门斩将</w:t>
+            </w:r>
+          </w:p>
+        </w:tc>
+        <w:tc>
+          <w:tcPr>
+            <w:tcW w:type="dxa" w:w="6048"/>
+            <w:vAlign w:val="center"/>
+          </w:tcPr>
+          <w:p>
+            <w:pPr>
+              <w:spacing w:before="0" w:after="0" w:line="264" w:lineRule="auto"/>
+              <w:jc w:val="left"/>
+            </w:pPr>
+            <w:r>
+              <w:rPr>
+                <w:rFonts w:ascii="Microsoft YaHei" w:hAnsi="Microsoft YaHei" w:eastAsia="Microsoft YaHei"/>
+                <w:b w:val="0"/>
+                <w:sz w:val="17"/>
+              </w:rPr>
+              <w:t>突击低血队长/精英，消耗全部威势；每层威势提高本次伤害。</w:t>
+            </w:r>
+          </w:p>
+        </w:tc>
+      </w:tr>
+      <w:tr>
+        <w:tc>
+          <w:tcPr>
+            <w:tcW w:type="dxa" w:w="1152"/>
+            <w:vAlign w:val="center"/>
+          </w:tcPr>
+          <w:p>
+            <w:pPr>
+              <w:spacing w:before="0" w:after="0" w:line="264" w:lineRule="auto"/>
+              <w:jc w:val="center"/>
+            </w:pPr>
+            <w:r>
+              <w:rPr>
+                <w:rFonts w:ascii="Microsoft YaHei" w:hAnsi="Microsoft YaHei" w:eastAsia="Microsoft YaHei"/>
+                <w:b w:val="0"/>
+                <w:sz w:val="17"/>
+              </w:rPr>
+              <w:t>阶段3</w:t>
+            </w:r>
+          </w:p>
+        </w:tc>
+        <w:tc>
+          <w:tcPr>
+            <w:tcW w:type="dxa" w:w="2015"/>
+            <w:vAlign w:val="center"/>
+          </w:tcPr>
+          <w:p>
+            <w:pPr>
+              <w:spacing w:before="0" w:after="0" w:line="264" w:lineRule="auto"/>
+              <w:jc w:val="center"/>
+            </w:pPr>
+            <w:r>
+              <w:rPr>
+                <w:rFonts w:ascii="Microsoft YaHei" w:hAnsi="Microsoft YaHei" w:eastAsia="Microsoft YaHei"/>
+                <w:b/>
+                <w:sz w:val="17"/>
+              </w:rPr>
+              <w:t>飞将压迫</w:t>
+            </w:r>
+          </w:p>
+        </w:tc>
+        <w:tc>
+          <w:tcPr>
+            <w:tcW w:type="dxa" w:w="6048"/>
+            <w:vAlign w:val="center"/>
+          </w:tcPr>
+          <w:p>
+            <w:pPr>
+              <w:spacing w:before="0" w:after="0" w:line="264" w:lineRule="auto"/>
+              <w:jc w:val="left"/>
+            </w:pPr>
+            <w:r>
+              <w:rPr>
+                <w:rFonts w:ascii="Microsoft YaHei" w:hAnsi="Microsoft YaHei" w:eastAsia="Microsoft YaHei"/>
+                <w:b w:val="0"/>
+                <w:sz w:val="17"/>
+              </w:rPr>
+              <w:t>拥有威势时，降低当前目标区域内敌方小兵攻击；3 层时效果提高。</w:t>
             </w:r>
           </w:p>
         </w:tc>
@@ -3674,6 +4138,470 @@
     </w:tbl>
     <w:p>
       <w:pPr>
+        <w:pStyle w:val="6"/>
+      </w:pPr>
+      <w:r>
+        <w:rPr>
+          <w:rFonts w:ascii="Microsoft YaHei" w:hAnsi="Microsoft YaHei" w:eastAsia="Microsoft YaHei"/>
+          <w:b/>
+          <w:sz w:val="20"/>
+        </w:rPr>
+        <w:t>游戏内简短描述建议</w:t>
+      </w:r>
+    </w:p>
+    <w:tbl>
+      <w:tblPr>
+        <w:tblStyle w:val="33"/>
+        <w:tblW w:type="auto" w:w="0"/>
+        <w:jc w:val="center"/>
+        <w:tblLayout w:type="fixed"/>
+        <w:tblLook w:firstColumn="1" w:firstRow="1" w:lastColumn="0" w:lastRow="0" w:noHBand="0" w:noVBand="1" w:val="04A0"/>
+      </w:tblPr>
+      <w:tblGrid>
+        <w:gridCol w:w="4694"/>
+        <w:gridCol w:w="4694"/>
+        <w:gridCol w:w="4694"/>
+      </w:tblGrid>
+      <w:tr>
+        <w:tc>
+          <w:tcPr>
+            <w:tcW w:type="dxa" w:w="1152"/>
+            <w:shd w:fill="D9EAF7"/>
+            <w:vAlign w:val="center"/>
+          </w:tcPr>
+          <w:p>
+            <w:pPr>
+              <w:spacing w:before="0" w:after="0" w:line="264" w:lineRule="auto"/>
+              <w:jc w:val="center"/>
+            </w:pPr>
+            <w:r>
+              <w:rPr>
+                <w:rFonts w:ascii="Microsoft YaHei" w:hAnsi="Microsoft YaHei" w:eastAsia="Microsoft YaHei"/>
+                <w:b/>
+                <w:sz w:val="17"/>
+              </w:rPr>
+              <w:t>阶段</w:t>
+            </w:r>
+          </w:p>
+        </w:tc>
+        <w:tc>
+          <w:tcPr>
+            <w:tcW w:type="dxa" w:w="2015"/>
+            <w:shd w:fill="D9EAF7"/>
+            <w:vAlign w:val="center"/>
+          </w:tcPr>
+          <w:p>
+            <w:pPr>
+              <w:spacing w:before="0" w:after="0" w:line="264" w:lineRule="auto"/>
+              <w:jc w:val="center"/>
+            </w:pPr>
+            <w:r>
+              <w:rPr>
+                <w:rFonts w:ascii="Microsoft YaHei" w:hAnsi="Microsoft YaHei" w:eastAsia="Microsoft YaHei"/>
+                <w:b/>
+                <w:sz w:val="17"/>
+              </w:rPr>
+              <w:t>技能</w:t>
+            </w:r>
+          </w:p>
+        </w:tc>
+        <w:tc>
+          <w:tcPr>
+            <w:tcW w:type="dxa" w:w="6048"/>
+            <w:shd w:fill="D9EAF7"/>
+            <w:vAlign w:val="center"/>
+          </w:tcPr>
+          <w:p>
+            <w:pPr>
+              <w:spacing w:before="0" w:after="0" w:line="264" w:lineRule="auto"/>
+              <w:jc w:val="center"/>
+            </w:pPr>
+            <w:r>
+              <w:rPr>
+                <w:rFonts w:ascii="Microsoft YaHei" w:hAnsi="Microsoft YaHei" w:eastAsia="Microsoft YaHei"/>
+                <w:b/>
+                <w:sz w:val="17"/>
+              </w:rPr>
+              <w:t>游戏内简短描述</w:t>
+            </w:r>
+          </w:p>
+        </w:tc>
+      </w:tr>
+      <w:tr>
+        <w:tc>
+          <w:tcPr>
+            <w:tcW w:type="dxa" w:w="1152"/>
+            <w:vAlign w:val="center"/>
+          </w:tcPr>
+          <w:p>
+            <w:pPr>
+              <w:spacing w:before="0" w:after="0" w:line="264" w:lineRule="auto"/>
+              <w:jc w:val="center"/>
+            </w:pPr>
+            <w:r>
+              <w:rPr>
+                <w:rFonts w:ascii="Microsoft YaHei" w:hAnsi="Microsoft YaHei" w:eastAsia="Microsoft YaHei"/>
+                <w:b w:val="0"/>
+                <w:sz w:val="17"/>
+              </w:rPr>
+              <w:t>阶段1</w:t>
+            </w:r>
+          </w:p>
+        </w:tc>
+        <w:tc>
+          <w:tcPr>
+            <w:tcW w:type="dxa" w:w="2015"/>
+            <w:vAlign w:val="center"/>
+          </w:tcPr>
+          <w:p>
+            <w:pPr>
+              <w:spacing w:before="0" w:after="0" w:line="264" w:lineRule="auto"/>
+              <w:jc w:val="center"/>
+            </w:pPr>
+            <w:r>
+              <w:rPr>
+                <w:rFonts w:ascii="Microsoft YaHei" w:hAnsi="Microsoft YaHei" w:eastAsia="Microsoft YaHei"/>
+                <w:b/>
+                <w:sz w:val="17"/>
+              </w:rPr>
+              <w:t>当阳怒吼</w:t>
+            </w:r>
+          </w:p>
+        </w:tc>
+        <w:tc>
+          <w:tcPr>
+            <w:tcW w:type="dxa" w:w="6048"/>
+            <w:vAlign w:val="center"/>
+          </w:tcPr>
+          <w:p>
+            <w:pPr>
+              <w:spacing w:before="0" w:after="0" w:line="264" w:lineRule="auto"/>
+              <w:jc w:val="left"/>
+            </w:pPr>
+            <w:r>
+              <w:rPr>
+                <w:rFonts w:ascii="Microsoft YaHei" w:hAnsi="Microsoft YaHei" w:eastAsia="Microsoft YaHei"/>
+                <w:b w:val="0"/>
+                <w:sz w:val="17"/>
+              </w:rPr>
+              <w:t>攻击当前目标并嘲讽 3 秒；有守势时嘲讽时间 +1 秒。</w:t>
+            </w:r>
+          </w:p>
+        </w:tc>
+      </w:tr>
+      <w:tr>
+        <w:tc>
+          <w:tcPr>
+            <w:tcW w:type="dxa" w:w="1152"/>
+            <w:vAlign w:val="center"/>
+          </w:tcPr>
+          <w:p>
+            <w:pPr>
+              <w:spacing w:before="0" w:after="0" w:line="264" w:lineRule="auto"/>
+              <w:jc w:val="center"/>
+            </w:pPr>
+            <w:r>
+              <w:rPr>
+                <w:rFonts w:ascii="Microsoft YaHei" w:hAnsi="Microsoft YaHei" w:eastAsia="Microsoft YaHei"/>
+                <w:b w:val="0"/>
+                <w:sz w:val="17"/>
+              </w:rPr>
+              <w:t>阶段1</w:t>
+            </w:r>
+          </w:p>
+        </w:tc>
+        <w:tc>
+          <w:tcPr>
+            <w:tcW w:type="dxa" w:w="2015"/>
+            <w:vAlign w:val="center"/>
+          </w:tcPr>
+          <w:p>
+            <w:pPr>
+              <w:spacing w:before="0" w:after="0" w:line="264" w:lineRule="auto"/>
+              <w:jc w:val="center"/>
+            </w:pPr>
+            <w:r>
+              <w:rPr>
+                <w:rFonts w:ascii="Microsoft YaHei" w:hAnsi="Microsoft YaHei" w:eastAsia="Microsoft YaHei"/>
+                <w:b/>
+                <w:sz w:val="17"/>
+              </w:rPr>
+              <w:t>守门猛将</w:t>
+            </w:r>
+          </w:p>
+        </w:tc>
+        <w:tc>
+          <w:tcPr>
+            <w:tcW w:type="dxa" w:w="6048"/>
+            <w:vAlign w:val="center"/>
+          </w:tcPr>
+          <w:p>
+            <w:pPr>
+              <w:spacing w:before="0" w:after="0" w:line="264" w:lineRule="auto"/>
+              <w:jc w:val="left"/>
+            </w:pPr>
+            <w:r>
+              <w:rPr>
+                <w:rFonts w:ascii="Microsoft YaHei" w:hAnsi="Microsoft YaHei" w:eastAsia="Microsoft YaHei"/>
+                <w:b w:val="0"/>
+                <w:sz w:val="17"/>
+              </w:rPr>
+              <w:t>前排时近战受伤 -10%；受近战伤害获得守势，最多 3 层，每层近战受伤 -6%。</w:t>
+            </w:r>
+          </w:p>
+        </w:tc>
+      </w:tr>
+      <w:tr>
+        <w:tc>
+          <w:tcPr>
+            <w:tcW w:type="dxa" w:w="1152"/>
+            <w:vAlign w:val="center"/>
+          </w:tcPr>
+          <w:p>
+            <w:pPr>
+              <w:spacing w:before="0" w:after="0" w:line="264" w:lineRule="auto"/>
+              <w:jc w:val="center"/>
+            </w:pPr>
+            <w:r>
+              <w:rPr>
+                <w:rFonts w:ascii="Microsoft YaHei" w:hAnsi="Microsoft YaHei" w:eastAsia="Microsoft YaHei"/>
+                <w:b w:val="0"/>
+                <w:sz w:val="17"/>
+              </w:rPr>
+              <w:t>阶段2</w:t>
+            </w:r>
+          </w:p>
+        </w:tc>
+        <w:tc>
+          <w:tcPr>
+            <w:tcW w:type="dxa" w:w="2015"/>
+            <w:vAlign w:val="center"/>
+          </w:tcPr>
+          <w:p>
+            <w:pPr>
+              <w:spacing w:before="0" w:after="0" w:line="264" w:lineRule="auto"/>
+              <w:jc w:val="center"/>
+            </w:pPr>
+            <w:r>
+              <w:rPr>
+                <w:rFonts w:ascii="Microsoft YaHei" w:hAnsi="Microsoft YaHei" w:eastAsia="Microsoft YaHei"/>
+                <w:b/>
+                <w:sz w:val="17"/>
+              </w:rPr>
+              <w:t>蛇矛横拦</w:t>
+            </w:r>
+          </w:p>
+        </w:tc>
+        <w:tc>
+          <w:tcPr>
+            <w:tcW w:type="dxa" w:w="6048"/>
+            <w:vAlign w:val="center"/>
+          </w:tcPr>
+          <w:p>
+            <w:pPr>
+              <w:spacing w:before="0" w:after="0" w:line="264" w:lineRule="auto"/>
+              <w:jc w:val="left"/>
+            </w:pPr>
+            <w:r>
+              <w:rPr>
+                <w:rFonts w:ascii="Microsoft YaHei" w:hAnsi="Microsoft YaHei" w:eastAsia="Microsoft YaHei"/>
+                <w:b w:val="0"/>
+                <w:sz w:val="17"/>
+              </w:rPr>
+              <w:t>横扫当前一路最多 3 名敌人并击退；消耗 1 层守势时降低目标攻击 3 秒。</w:t>
+            </w:r>
+          </w:p>
+        </w:tc>
+      </w:tr>
+      <w:tr>
+        <w:tc>
+          <w:tcPr>
+            <w:tcW w:type="dxa" w:w="1152"/>
+            <w:vAlign w:val="center"/>
+          </w:tcPr>
+          <w:p>
+            <w:pPr>
+              <w:spacing w:before="0" w:after="0" w:line="264" w:lineRule="auto"/>
+              <w:jc w:val="center"/>
+            </w:pPr>
+            <w:r>
+              <w:rPr>
+                <w:rFonts w:ascii="Microsoft YaHei" w:hAnsi="Microsoft YaHei" w:eastAsia="Microsoft YaHei"/>
+                <w:b w:val="0"/>
+                <w:sz w:val="17"/>
+              </w:rPr>
+              <w:t>阶段2</w:t>
+            </w:r>
+          </w:p>
+        </w:tc>
+        <w:tc>
+          <w:tcPr>
+            <w:tcW w:type="dxa" w:w="2015"/>
+            <w:vAlign w:val="center"/>
+          </w:tcPr>
+          <w:p>
+            <w:pPr>
+              <w:spacing w:before="0" w:after="0" w:line="264" w:lineRule="auto"/>
+              <w:jc w:val="center"/>
+            </w:pPr>
+            <w:r>
+              <w:rPr>
+                <w:rFonts w:ascii="Microsoft YaHei" w:hAnsi="Microsoft YaHei" w:eastAsia="Microsoft YaHei"/>
+                <w:b/>
+                <w:sz w:val="17"/>
+              </w:rPr>
+              <w:t>枪盾成墙</w:t>
+            </w:r>
+          </w:p>
+        </w:tc>
+        <w:tc>
+          <w:tcPr>
+            <w:tcW w:type="dxa" w:w="6048"/>
+            <w:vAlign w:val="center"/>
+          </w:tcPr>
+          <w:p>
+            <w:pPr>
+              <w:spacing w:before="0" w:after="0" w:line="264" w:lineRule="auto"/>
+              <w:jc w:val="left"/>
+            </w:pPr>
+            <w:r>
+              <w:rPr>
+                <w:rFonts w:ascii="Microsoft YaHei" w:hAnsi="Microsoft YaHei" w:eastAsia="Microsoft YaHei"/>
+                <w:b w:val="0"/>
+                <w:sz w:val="17"/>
+              </w:rPr>
+              <w:t>张飞小兵近战受伤 -10%；张飞拥有守势时额外 -8%。</w:t>
+            </w:r>
+          </w:p>
+        </w:tc>
+      </w:tr>
+      <w:tr>
+        <w:tc>
+          <w:tcPr>
+            <w:tcW w:type="dxa" w:w="1152"/>
+            <w:vAlign w:val="center"/>
+          </w:tcPr>
+          <w:p>
+            <w:pPr>
+              <w:spacing w:before="0" w:after="0" w:line="264" w:lineRule="auto"/>
+              <w:jc w:val="center"/>
+            </w:pPr>
+            <w:r>
+              <w:rPr>
+                <w:rFonts w:ascii="Microsoft YaHei" w:hAnsi="Microsoft YaHei" w:eastAsia="Microsoft YaHei"/>
+                <w:b w:val="0"/>
+                <w:sz w:val="17"/>
+              </w:rPr>
+              <w:t>阶段3</w:t>
+            </w:r>
+          </w:p>
+        </w:tc>
+        <w:tc>
+          <w:tcPr>
+            <w:tcW w:type="dxa" w:w="2015"/>
+            <w:vAlign w:val="center"/>
+          </w:tcPr>
+          <w:p>
+            <w:pPr>
+              <w:spacing w:before="0" w:after="0" w:line="264" w:lineRule="auto"/>
+              <w:jc w:val="center"/>
+            </w:pPr>
+            <w:r>
+              <w:rPr>
+                <w:rFonts w:ascii="Microsoft YaHei" w:hAnsi="Microsoft YaHei" w:eastAsia="Microsoft YaHei"/>
+                <w:b/>
+                <w:sz w:val="17"/>
+              </w:rPr>
+              <w:t>据桥死守</w:t>
+            </w:r>
+          </w:p>
+        </w:tc>
+        <w:tc>
+          <w:tcPr>
+            <w:tcW w:type="dxa" w:w="6048"/>
+            <w:vAlign w:val="center"/>
+          </w:tcPr>
+          <w:p>
+            <w:pPr>
+              <w:spacing w:before="0" w:after="0" w:line="264" w:lineRule="auto"/>
+              <w:jc w:val="left"/>
+            </w:pPr>
+            <w:r>
+              <w:rPr>
+                <w:rFonts w:ascii="Microsoft YaHei" w:hAnsi="Microsoft YaHei" w:eastAsia="Microsoft YaHei"/>
+                <w:b w:val="0"/>
+                <w:sz w:val="17"/>
+              </w:rPr>
+              <w:t>获得护盾并嘲讽当前目标 3 秒；消耗全部守势提高护盾。</w:t>
+            </w:r>
+          </w:p>
+        </w:tc>
+      </w:tr>
+      <w:tr>
+        <w:tc>
+          <w:tcPr>
+            <w:tcW w:type="dxa" w:w="1152"/>
+            <w:vAlign w:val="center"/>
+          </w:tcPr>
+          <w:p>
+            <w:pPr>
+              <w:spacing w:before="0" w:after="0" w:line="264" w:lineRule="auto"/>
+              <w:jc w:val="center"/>
+            </w:pPr>
+            <w:r>
+              <w:rPr>
+                <w:rFonts w:ascii="Microsoft YaHei" w:hAnsi="Microsoft YaHei" w:eastAsia="Microsoft YaHei"/>
+                <w:b w:val="0"/>
+                <w:sz w:val="17"/>
+              </w:rPr>
+              <w:t>阶段3</w:t>
+            </w:r>
+          </w:p>
+        </w:tc>
+        <w:tc>
+          <w:tcPr>
+            <w:tcW w:type="dxa" w:w="2015"/>
+            <w:vAlign w:val="center"/>
+          </w:tcPr>
+          <w:p>
+            <w:pPr>
+              <w:spacing w:before="0" w:after="0" w:line="264" w:lineRule="auto"/>
+              <w:jc w:val="center"/>
+            </w:pPr>
+            <w:r>
+              <w:rPr>
+                <w:rFonts w:ascii="Microsoft YaHei" w:hAnsi="Microsoft YaHei" w:eastAsia="Microsoft YaHei"/>
+                <w:b/>
+                <w:sz w:val="17"/>
+              </w:rPr>
+              <w:t>万夫莫开</w:t>
+            </w:r>
+          </w:p>
+        </w:tc>
+        <w:tc>
+          <w:tcPr>
+            <w:tcW w:type="dxa" w:w="6048"/>
+            <w:vAlign w:val="center"/>
+          </w:tcPr>
+          <w:p>
+            <w:pPr>
+              <w:spacing w:before="0" w:after="0" w:line="264" w:lineRule="auto"/>
+              <w:jc w:val="left"/>
+            </w:pPr>
+            <w:r>
+              <w:rPr>
+                <w:rFonts w:ascii="Microsoft YaHei" w:hAnsi="Microsoft YaHei" w:eastAsia="Microsoft YaHei"/>
+                <w:b w:val="0"/>
+                <w:sz w:val="17"/>
+              </w:rPr>
+              <w:t>生命低于 40% 时立即获得 3 层守势，12 秒冷却。</w:t>
+            </w:r>
+          </w:p>
+        </w:tc>
+      </w:tr>
+    </w:tbl>
+    <w:p>
+      <w:pPr>
         <w:spacing w:before="120" w:after="100"/>
       </w:pPr>
       <w:r>
@@ -5494,6 +6422,470 @@
                 <w:sz w:val="15"/>
               </w:rPr>
               <w:t>吕蒙脱离隐身后，短时间内受到的伤害降低。若吕蒙击败队长或精英，该效果延长。</w:t>
+            </w:r>
+          </w:p>
+        </w:tc>
+      </w:tr>
+    </w:tbl>
+    <w:p>
+      <w:pPr>
+        <w:pStyle w:val="6"/>
+      </w:pPr>
+      <w:r>
+        <w:rPr>
+          <w:rFonts w:ascii="Microsoft YaHei" w:hAnsi="Microsoft YaHei" w:eastAsia="Microsoft YaHei"/>
+          <w:b/>
+          <w:sz w:val="20"/>
+        </w:rPr>
+        <w:t>游戏内简短描述建议</w:t>
+      </w:r>
+    </w:p>
+    <w:tbl>
+      <w:tblPr>
+        <w:tblStyle w:val="33"/>
+        <w:tblW w:type="auto" w:w="0"/>
+        <w:jc w:val="center"/>
+        <w:tblLayout w:type="fixed"/>
+        <w:tblLook w:firstColumn="1" w:firstRow="1" w:lastColumn="0" w:lastRow="0" w:noHBand="0" w:noVBand="1" w:val="04A0"/>
+      </w:tblPr>
+      <w:tblGrid>
+        <w:gridCol w:w="4694"/>
+        <w:gridCol w:w="4694"/>
+        <w:gridCol w:w="4694"/>
+      </w:tblGrid>
+      <w:tr>
+        <w:tc>
+          <w:tcPr>
+            <w:tcW w:type="dxa" w:w="1152"/>
+            <w:shd w:fill="D9EAF7"/>
+            <w:vAlign w:val="center"/>
+          </w:tcPr>
+          <w:p>
+            <w:pPr>
+              <w:spacing w:before="0" w:after="0" w:line="264" w:lineRule="auto"/>
+              <w:jc w:val="center"/>
+            </w:pPr>
+            <w:r>
+              <w:rPr>
+                <w:rFonts w:ascii="Microsoft YaHei" w:hAnsi="Microsoft YaHei" w:eastAsia="Microsoft YaHei"/>
+                <w:b/>
+                <w:sz w:val="17"/>
+              </w:rPr>
+              <w:t>阶段</w:t>
+            </w:r>
+          </w:p>
+        </w:tc>
+        <w:tc>
+          <w:tcPr>
+            <w:tcW w:type="dxa" w:w="2015"/>
+            <w:shd w:fill="D9EAF7"/>
+            <w:vAlign w:val="center"/>
+          </w:tcPr>
+          <w:p>
+            <w:pPr>
+              <w:spacing w:before="0" w:after="0" w:line="264" w:lineRule="auto"/>
+              <w:jc w:val="center"/>
+            </w:pPr>
+            <w:r>
+              <w:rPr>
+                <w:rFonts w:ascii="Microsoft YaHei" w:hAnsi="Microsoft YaHei" w:eastAsia="Microsoft YaHei"/>
+                <w:b/>
+                <w:sz w:val="17"/>
+              </w:rPr>
+              <w:t>技能</w:t>
+            </w:r>
+          </w:p>
+        </w:tc>
+        <w:tc>
+          <w:tcPr>
+            <w:tcW w:type="dxa" w:w="6048"/>
+            <w:shd w:fill="D9EAF7"/>
+            <w:vAlign w:val="center"/>
+          </w:tcPr>
+          <w:p>
+            <w:pPr>
+              <w:spacing w:before="0" w:after="0" w:line="264" w:lineRule="auto"/>
+              <w:jc w:val="center"/>
+            </w:pPr>
+            <w:r>
+              <w:rPr>
+                <w:rFonts w:ascii="Microsoft YaHei" w:hAnsi="Microsoft YaHei" w:eastAsia="Microsoft YaHei"/>
+                <w:b/>
+                <w:sz w:val="17"/>
+              </w:rPr>
+              <w:t>游戏内简短描述</w:t>
+            </w:r>
+          </w:p>
+        </w:tc>
+      </w:tr>
+      <w:tr>
+        <w:tc>
+          <w:tcPr>
+            <w:tcW w:type="dxa" w:w="1152"/>
+            <w:vAlign w:val="center"/>
+          </w:tcPr>
+          <w:p>
+            <w:pPr>
+              <w:spacing w:before="0" w:after="0" w:line="264" w:lineRule="auto"/>
+              <w:jc w:val="center"/>
+            </w:pPr>
+            <w:r>
+              <w:rPr>
+                <w:rFonts w:ascii="Microsoft YaHei" w:hAnsi="Microsoft YaHei" w:eastAsia="Microsoft YaHei"/>
+                <w:b w:val="0"/>
+                <w:sz w:val="17"/>
+              </w:rPr>
+              <w:t>阶段1</w:t>
+            </w:r>
+          </w:p>
+        </w:tc>
+        <w:tc>
+          <w:tcPr>
+            <w:tcW w:type="dxa" w:w="2015"/>
+            <w:vAlign w:val="center"/>
+          </w:tcPr>
+          <w:p>
+            <w:pPr>
+              <w:spacing w:before="0" w:after="0" w:line="264" w:lineRule="auto"/>
+              <w:jc w:val="center"/>
+            </w:pPr>
+            <w:r>
+              <w:rPr>
+                <w:rFonts w:ascii="Microsoft YaHei" w:hAnsi="Microsoft YaHei" w:eastAsia="Microsoft YaHei"/>
+                <w:b/>
+                <w:sz w:val="17"/>
+              </w:rPr>
+              <w:t>白衣潜袭</w:t>
+            </w:r>
+          </w:p>
+        </w:tc>
+        <w:tc>
+          <w:tcPr>
+            <w:tcW w:type="dxa" w:w="6048"/>
+            <w:vAlign w:val="center"/>
+          </w:tcPr>
+          <w:p>
+            <w:pPr>
+              <w:spacing w:before="0" w:after="0" w:line="264" w:lineRule="auto"/>
+              <w:jc w:val="left"/>
+            </w:pPr>
+            <w:r>
+              <w:rPr>
+                <w:rFonts w:ascii="Microsoft YaHei" w:hAnsi="Microsoft YaHei" w:eastAsia="Microsoft YaHei"/>
+                <w:b w:val="0"/>
+                <w:sz w:val="17"/>
+              </w:rPr>
+              <w:t>突袭当前目标并短暂隐身；若触发背刺，伤害提高。</w:t>
+            </w:r>
+          </w:p>
+        </w:tc>
+      </w:tr>
+      <w:tr>
+        <w:tc>
+          <w:tcPr>
+            <w:tcW w:type="dxa" w:w="1152"/>
+            <w:vAlign w:val="center"/>
+          </w:tcPr>
+          <w:p>
+            <w:pPr>
+              <w:spacing w:before="0" w:after="0" w:line="264" w:lineRule="auto"/>
+              <w:jc w:val="center"/>
+            </w:pPr>
+            <w:r>
+              <w:rPr>
+                <w:rFonts w:ascii="Microsoft YaHei" w:hAnsi="Microsoft YaHei" w:eastAsia="Microsoft YaHei"/>
+                <w:b w:val="0"/>
+                <w:sz w:val="17"/>
+              </w:rPr>
+              <w:t>阶段1</w:t>
+            </w:r>
+          </w:p>
+        </w:tc>
+        <w:tc>
+          <w:tcPr>
+            <w:tcW w:type="dxa" w:w="2015"/>
+            <w:vAlign w:val="center"/>
+          </w:tcPr>
+          <w:p>
+            <w:pPr>
+              <w:spacing w:before="0" w:after="0" w:line="264" w:lineRule="auto"/>
+              <w:jc w:val="center"/>
+            </w:pPr>
+            <w:r>
+              <w:rPr>
+                <w:rFonts w:ascii="Microsoft YaHei" w:hAnsi="Microsoft YaHei" w:eastAsia="Microsoft YaHei"/>
+                <w:b/>
+                <w:sz w:val="17"/>
+              </w:rPr>
+              <w:t>侧翼步法</w:t>
+            </w:r>
+          </w:p>
+        </w:tc>
+        <w:tc>
+          <w:tcPr>
+            <w:tcW w:type="dxa" w:w="6048"/>
+            <w:vAlign w:val="center"/>
+          </w:tcPr>
+          <w:p>
+            <w:pPr>
+              <w:spacing w:before="0" w:after="0" w:line="264" w:lineRule="auto"/>
+              <w:jc w:val="left"/>
+            </w:pPr>
+            <w:r>
+              <w:rPr>
+                <w:rFonts w:ascii="Microsoft YaHei" w:hAnsi="Microsoft YaHei" w:eastAsia="Microsoft YaHei"/>
+                <w:b w:val="0"/>
+                <w:sz w:val="17"/>
+              </w:rPr>
+              <w:t>侧翼时普攻速度提高；触发背刺时额外造成伤害。</w:t>
+            </w:r>
+          </w:p>
+        </w:tc>
+      </w:tr>
+      <w:tr>
+        <w:tc>
+          <w:tcPr>
+            <w:tcW w:type="dxa" w:w="1152"/>
+            <w:vAlign w:val="center"/>
+          </w:tcPr>
+          <w:p>
+            <w:pPr>
+              <w:spacing w:before="0" w:after="0" w:line="264" w:lineRule="auto"/>
+              <w:jc w:val="center"/>
+            </w:pPr>
+            <w:r>
+              <w:rPr>
+                <w:rFonts w:ascii="Microsoft YaHei" w:hAnsi="Microsoft YaHei" w:eastAsia="Microsoft YaHei"/>
+                <w:b w:val="0"/>
+                <w:sz w:val="17"/>
+              </w:rPr>
+              <w:t>阶段2</w:t>
+            </w:r>
+          </w:p>
+        </w:tc>
+        <w:tc>
+          <w:tcPr>
+            <w:tcW w:type="dxa" w:w="2015"/>
+            <w:vAlign w:val="center"/>
+          </w:tcPr>
+          <w:p>
+            <w:pPr>
+              <w:spacing w:before="0" w:after="0" w:line="264" w:lineRule="auto"/>
+              <w:jc w:val="center"/>
+            </w:pPr>
+            <w:r>
+              <w:rPr>
+                <w:rFonts w:ascii="Microsoft YaHei" w:hAnsi="Microsoft YaHei" w:eastAsia="Microsoft YaHei"/>
+                <w:b/>
+                <w:sz w:val="17"/>
+              </w:rPr>
+              <w:t>双刀断影</w:t>
+            </w:r>
+          </w:p>
+        </w:tc>
+        <w:tc>
+          <w:tcPr>
+            <w:tcW w:type="dxa" w:w="6048"/>
+            <w:vAlign w:val="center"/>
+          </w:tcPr>
+          <w:p>
+            <w:pPr>
+              <w:spacing w:before="0" w:after="0" w:line="264" w:lineRule="auto"/>
+              <w:jc w:val="left"/>
+            </w:pPr>
+            <w:r>
+              <w:rPr>
+                <w:rFonts w:ascii="Microsoft YaHei" w:hAnsi="Microsoft YaHei" w:eastAsia="Microsoft YaHei"/>
+                <w:b w:val="0"/>
+                <w:sz w:val="17"/>
+              </w:rPr>
+              <w:t>对当前目标斩击 2 次；每次可背刺，第二击对低于 50% 生命目标增伤。</w:t>
+            </w:r>
+          </w:p>
+        </w:tc>
+      </w:tr>
+      <w:tr>
+        <w:tc>
+          <w:tcPr>
+            <w:tcW w:type="dxa" w:w="1152"/>
+            <w:vAlign w:val="center"/>
+          </w:tcPr>
+          <w:p>
+            <w:pPr>
+              <w:spacing w:before="0" w:after="0" w:line="264" w:lineRule="auto"/>
+              <w:jc w:val="center"/>
+            </w:pPr>
+            <w:r>
+              <w:rPr>
+                <w:rFonts w:ascii="Microsoft YaHei" w:hAnsi="Microsoft YaHei" w:eastAsia="Microsoft YaHei"/>
+                <w:b w:val="0"/>
+                <w:sz w:val="17"/>
+              </w:rPr>
+              <w:t>阶段2</w:t>
+            </w:r>
+          </w:p>
+        </w:tc>
+        <w:tc>
+          <w:tcPr>
+            <w:tcW w:type="dxa" w:w="2015"/>
+            <w:vAlign w:val="center"/>
+          </w:tcPr>
+          <w:p>
+            <w:pPr>
+              <w:spacing w:before="0" w:after="0" w:line="264" w:lineRule="auto"/>
+              <w:jc w:val="center"/>
+            </w:pPr>
+            <w:r>
+              <w:rPr>
+                <w:rFonts w:ascii="Microsoft YaHei" w:hAnsi="Microsoft YaHei" w:eastAsia="Microsoft YaHei"/>
+                <w:b/>
+                <w:sz w:val="17"/>
+              </w:rPr>
+              <w:t>藏锋</w:t>
+            </w:r>
+          </w:p>
+        </w:tc>
+        <w:tc>
+          <w:tcPr>
+            <w:tcW w:type="dxa" w:w="6048"/>
+            <w:vAlign w:val="center"/>
+          </w:tcPr>
+          <w:p>
+            <w:pPr>
+              <w:spacing w:before="0" w:after="0" w:line="264" w:lineRule="auto"/>
+              <w:jc w:val="left"/>
+            </w:pPr>
+            <w:r>
+              <w:rPr>
+                <w:rFonts w:ascii="Microsoft YaHei" w:hAnsi="Microsoft YaHei" w:eastAsia="Microsoft YaHei"/>
+                <w:b w:val="0"/>
+                <w:sz w:val="17"/>
+              </w:rPr>
+              <w:t>进入隐身后远程受伤降低；侧翼时隐身时间延长。</w:t>
+            </w:r>
+          </w:p>
+        </w:tc>
+      </w:tr>
+      <w:tr>
+        <w:tc>
+          <w:tcPr>
+            <w:tcW w:type="dxa" w:w="1152"/>
+            <w:vAlign w:val="center"/>
+          </w:tcPr>
+          <w:p>
+            <w:pPr>
+              <w:spacing w:before="0" w:after="0" w:line="264" w:lineRule="auto"/>
+              <w:jc w:val="center"/>
+            </w:pPr>
+            <w:r>
+              <w:rPr>
+                <w:rFonts w:ascii="Microsoft YaHei" w:hAnsi="Microsoft YaHei" w:eastAsia="Microsoft YaHei"/>
+                <w:b w:val="0"/>
+                <w:sz w:val="17"/>
+              </w:rPr>
+              <w:t>阶段3</w:t>
+            </w:r>
+          </w:p>
+        </w:tc>
+        <w:tc>
+          <w:tcPr>
+            <w:tcW w:type="dxa" w:w="2015"/>
+            <w:vAlign w:val="center"/>
+          </w:tcPr>
+          <w:p>
+            <w:pPr>
+              <w:spacing w:before="0" w:after="0" w:line="264" w:lineRule="auto"/>
+              <w:jc w:val="center"/>
+            </w:pPr>
+            <w:r>
+              <w:rPr>
+                <w:rFonts w:ascii="Microsoft YaHei" w:hAnsi="Microsoft YaHei" w:eastAsia="Microsoft YaHei"/>
+                <w:b/>
+                <w:sz w:val="17"/>
+              </w:rPr>
+              <w:t>白衣渡江</w:t>
+            </w:r>
+          </w:p>
+        </w:tc>
+        <w:tc>
+          <w:tcPr>
+            <w:tcW w:type="dxa" w:w="6048"/>
+            <w:vAlign w:val="center"/>
+          </w:tcPr>
+          <w:p>
+            <w:pPr>
+              <w:spacing w:before="0" w:after="0" w:line="264" w:lineRule="auto"/>
+              <w:jc w:val="left"/>
+            </w:pPr>
+            <w:r>
+              <w:rPr>
+                <w:rFonts w:ascii="Microsoft YaHei" w:hAnsi="Microsoft YaHei" w:eastAsia="Microsoft YaHei"/>
+                <w:b w:val="0"/>
+                <w:sz w:val="17"/>
+              </w:rPr>
+              <w:t>突袭低血队长/精英并隐身；背刺或目标低于 35% 生命时伤害提高。</w:t>
+            </w:r>
+          </w:p>
+        </w:tc>
+      </w:tr>
+      <w:tr>
+        <w:tc>
+          <w:tcPr>
+            <w:tcW w:type="dxa" w:w="1152"/>
+            <w:vAlign w:val="center"/>
+          </w:tcPr>
+          <w:p>
+            <w:pPr>
+              <w:spacing w:before="0" w:after="0" w:line="264" w:lineRule="auto"/>
+              <w:jc w:val="center"/>
+            </w:pPr>
+            <w:r>
+              <w:rPr>
+                <w:rFonts w:ascii="Microsoft YaHei" w:hAnsi="Microsoft YaHei" w:eastAsia="Microsoft YaHei"/>
+                <w:b w:val="0"/>
+                <w:sz w:val="17"/>
+              </w:rPr>
+              <w:t>阶段3</w:t>
+            </w:r>
+          </w:p>
+        </w:tc>
+        <w:tc>
+          <w:tcPr>
+            <w:tcW w:type="dxa" w:w="2015"/>
+            <w:vAlign w:val="center"/>
+          </w:tcPr>
+          <w:p>
+            <w:pPr>
+              <w:spacing w:before="0" w:after="0" w:line="264" w:lineRule="auto"/>
+              <w:jc w:val="center"/>
+            </w:pPr>
+            <w:r>
+              <w:rPr>
+                <w:rFonts w:ascii="Microsoft YaHei" w:hAnsi="Microsoft YaHei" w:eastAsia="Microsoft YaHei"/>
+                <w:b/>
+                <w:sz w:val="17"/>
+              </w:rPr>
+              <w:t>士别三日</w:t>
+            </w:r>
+          </w:p>
+        </w:tc>
+        <w:tc>
+          <w:tcPr>
+            <w:tcW w:type="dxa" w:w="6048"/>
+            <w:vAlign w:val="center"/>
+          </w:tcPr>
+          <w:p>
+            <w:pPr>
+              <w:spacing w:before="0" w:after="0" w:line="264" w:lineRule="auto"/>
+              <w:jc w:val="left"/>
+            </w:pPr>
+            <w:r>
+              <w:rPr>
+                <w:rFonts w:ascii="Microsoft YaHei" w:hAnsi="Microsoft YaHei" w:eastAsia="Microsoft YaHei"/>
+                <w:b w:val="0"/>
+                <w:sz w:val="17"/>
+              </w:rPr>
+              <w:t>脱离隐身后短时受伤降低；击败队长/精英时效果延长。</w:t>
             </w:r>
           </w:p>
         </w:tc>
@@ -7307,6 +8699,470 @@
     </w:tbl>
     <w:p>
       <w:pPr>
+        <w:pStyle w:val="6"/>
+      </w:pPr>
+      <w:r>
+        <w:rPr>
+          <w:rFonts w:ascii="Microsoft YaHei" w:hAnsi="Microsoft YaHei" w:eastAsia="Microsoft YaHei"/>
+          <w:b/>
+          <w:sz w:val="20"/>
+        </w:rPr>
+        <w:t>游戏内简短描述建议</w:t>
+      </w:r>
+    </w:p>
+    <w:tbl>
+      <w:tblPr>
+        <w:tblStyle w:val="33"/>
+        <w:tblW w:type="auto" w:w="0"/>
+        <w:jc w:val="center"/>
+        <w:tblLayout w:type="fixed"/>
+        <w:tblLook w:firstColumn="1" w:firstRow="1" w:lastColumn="0" w:lastRow="0" w:noHBand="0" w:noVBand="1" w:val="04A0"/>
+      </w:tblPr>
+      <w:tblGrid>
+        <w:gridCol w:w="4694"/>
+        <w:gridCol w:w="4694"/>
+        <w:gridCol w:w="4694"/>
+      </w:tblGrid>
+      <w:tr>
+        <w:tc>
+          <w:tcPr>
+            <w:tcW w:type="dxa" w:w="1152"/>
+            <w:shd w:fill="D9EAF7"/>
+            <w:vAlign w:val="center"/>
+          </w:tcPr>
+          <w:p>
+            <w:pPr>
+              <w:spacing w:before="0" w:after="0" w:line="264" w:lineRule="auto"/>
+              <w:jc w:val="center"/>
+            </w:pPr>
+            <w:r>
+              <w:rPr>
+                <w:rFonts w:ascii="Microsoft YaHei" w:hAnsi="Microsoft YaHei" w:eastAsia="Microsoft YaHei"/>
+                <w:b/>
+                <w:sz w:val="17"/>
+              </w:rPr>
+              <w:t>阶段</w:t>
+            </w:r>
+          </w:p>
+        </w:tc>
+        <w:tc>
+          <w:tcPr>
+            <w:tcW w:type="dxa" w:w="2015"/>
+            <w:shd w:fill="D9EAF7"/>
+            <w:vAlign w:val="center"/>
+          </w:tcPr>
+          <w:p>
+            <w:pPr>
+              <w:spacing w:before="0" w:after="0" w:line="264" w:lineRule="auto"/>
+              <w:jc w:val="center"/>
+            </w:pPr>
+            <w:r>
+              <w:rPr>
+                <w:rFonts w:ascii="Microsoft YaHei" w:hAnsi="Microsoft YaHei" w:eastAsia="Microsoft YaHei"/>
+                <w:b/>
+                <w:sz w:val="17"/>
+              </w:rPr>
+              <w:t>技能</w:t>
+            </w:r>
+          </w:p>
+        </w:tc>
+        <w:tc>
+          <w:tcPr>
+            <w:tcW w:type="dxa" w:w="6048"/>
+            <w:shd w:fill="D9EAF7"/>
+            <w:vAlign w:val="center"/>
+          </w:tcPr>
+          <w:p>
+            <w:pPr>
+              <w:spacing w:before="0" w:after="0" w:line="264" w:lineRule="auto"/>
+              <w:jc w:val="center"/>
+            </w:pPr>
+            <w:r>
+              <w:rPr>
+                <w:rFonts w:ascii="Microsoft YaHei" w:hAnsi="Microsoft YaHei" w:eastAsia="Microsoft YaHei"/>
+                <w:b/>
+                <w:sz w:val="17"/>
+              </w:rPr>
+              <w:t>游戏内简短描述</w:t>
+            </w:r>
+          </w:p>
+        </w:tc>
+      </w:tr>
+      <w:tr>
+        <w:tc>
+          <w:tcPr>
+            <w:tcW w:type="dxa" w:w="1152"/>
+            <w:vAlign w:val="center"/>
+          </w:tcPr>
+          <w:p>
+            <w:pPr>
+              <w:spacing w:before="0" w:after="0" w:line="264" w:lineRule="auto"/>
+              <w:jc w:val="center"/>
+            </w:pPr>
+            <w:r>
+              <w:rPr>
+                <w:rFonts w:ascii="Microsoft YaHei" w:hAnsi="Microsoft YaHei" w:eastAsia="Microsoft YaHei"/>
+                <w:b w:val="0"/>
+                <w:sz w:val="17"/>
+              </w:rPr>
+              <w:t>阶段1</w:t>
+            </w:r>
+          </w:p>
+        </w:tc>
+        <w:tc>
+          <w:tcPr>
+            <w:tcW w:type="dxa" w:w="2015"/>
+            <w:vAlign w:val="center"/>
+          </w:tcPr>
+          <w:p>
+            <w:pPr>
+              <w:spacing w:before="0" w:after="0" w:line="264" w:lineRule="auto"/>
+              <w:jc w:val="center"/>
+            </w:pPr>
+            <w:r>
+              <w:rPr>
+                <w:rFonts w:ascii="Microsoft YaHei" w:hAnsi="Microsoft YaHei" w:eastAsia="Microsoft YaHei"/>
+                <w:b/>
+                <w:sz w:val="17"/>
+              </w:rPr>
+              <w:t>定军箭</w:t>
+            </w:r>
+          </w:p>
+        </w:tc>
+        <w:tc>
+          <w:tcPr>
+            <w:tcW w:type="dxa" w:w="6048"/>
+            <w:vAlign w:val="center"/>
+          </w:tcPr>
+          <w:p>
+            <w:pPr>
+              <w:spacing w:before="0" w:after="0" w:line="264" w:lineRule="auto"/>
+              <w:jc w:val="left"/>
+            </w:pPr>
+            <w:r>
+              <w:rPr>
+                <w:rFonts w:ascii="Microsoft YaHei" w:hAnsi="Microsoft YaHei" w:eastAsia="Microsoft YaHei"/>
+                <w:b w:val="0"/>
+                <w:sz w:val="17"/>
+              </w:rPr>
+              <w:t>射击当前目标；消耗 1 层蓄势时提高伤害，并短暂降低目标攻速。</w:t>
+            </w:r>
+          </w:p>
+        </w:tc>
+      </w:tr>
+      <w:tr>
+        <w:tc>
+          <w:tcPr>
+            <w:tcW w:type="dxa" w:w="1152"/>
+            <w:vAlign w:val="center"/>
+          </w:tcPr>
+          <w:p>
+            <w:pPr>
+              <w:spacing w:before="0" w:after="0" w:line="264" w:lineRule="auto"/>
+              <w:jc w:val="center"/>
+            </w:pPr>
+            <w:r>
+              <w:rPr>
+                <w:rFonts w:ascii="Microsoft YaHei" w:hAnsi="Microsoft YaHei" w:eastAsia="Microsoft YaHei"/>
+                <w:b w:val="0"/>
+                <w:sz w:val="17"/>
+              </w:rPr>
+              <w:t>阶段1</w:t>
+            </w:r>
+          </w:p>
+        </w:tc>
+        <w:tc>
+          <w:tcPr>
+            <w:tcW w:type="dxa" w:w="2015"/>
+            <w:vAlign w:val="center"/>
+          </w:tcPr>
+          <w:p>
+            <w:pPr>
+              <w:spacing w:before="0" w:after="0" w:line="264" w:lineRule="auto"/>
+              <w:jc w:val="center"/>
+            </w:pPr>
+            <w:r>
+              <w:rPr>
+                <w:rFonts w:ascii="Microsoft YaHei" w:hAnsi="Microsoft YaHei" w:eastAsia="Microsoft YaHei"/>
+                <w:b/>
+                <w:sz w:val="17"/>
+              </w:rPr>
+              <w:t>老弓稳手</w:t>
+            </w:r>
+          </w:p>
+        </w:tc>
+        <w:tc>
+          <w:tcPr>
+            <w:tcW w:type="dxa" w:w="6048"/>
+            <w:vAlign w:val="center"/>
+          </w:tcPr>
+          <w:p>
+            <w:pPr>
+              <w:spacing w:before="0" w:after="0" w:line="264" w:lineRule="auto"/>
+              <w:jc w:val="left"/>
+            </w:pPr>
+            <w:r>
+              <w:rPr>
+                <w:rFonts w:ascii="Microsoft YaHei" w:hAnsi="Microsoft YaHei" w:eastAsia="Microsoft YaHei"/>
+                <w:b w:val="0"/>
+                <w:sz w:val="17"/>
+              </w:rPr>
+              <w:t>后排时普攻速度提高；普攻命中获得蓄势，最多 3 层。</w:t>
+            </w:r>
+          </w:p>
+        </w:tc>
+      </w:tr>
+      <w:tr>
+        <w:tc>
+          <w:tcPr>
+            <w:tcW w:type="dxa" w:w="1152"/>
+            <w:vAlign w:val="center"/>
+          </w:tcPr>
+          <w:p>
+            <w:pPr>
+              <w:spacing w:before="0" w:after="0" w:line="264" w:lineRule="auto"/>
+              <w:jc w:val="center"/>
+            </w:pPr>
+            <w:r>
+              <w:rPr>
+                <w:rFonts w:ascii="Microsoft YaHei" w:hAnsi="Microsoft YaHei" w:eastAsia="Microsoft YaHei"/>
+                <w:b w:val="0"/>
+                <w:sz w:val="17"/>
+              </w:rPr>
+              <w:t>阶段2</w:t>
+            </w:r>
+          </w:p>
+        </w:tc>
+        <w:tc>
+          <w:tcPr>
+            <w:tcW w:type="dxa" w:w="2015"/>
+            <w:vAlign w:val="center"/>
+          </w:tcPr>
+          <w:p>
+            <w:pPr>
+              <w:spacing w:before="0" w:after="0" w:line="264" w:lineRule="auto"/>
+              <w:jc w:val="center"/>
+            </w:pPr>
+            <w:r>
+              <w:rPr>
+                <w:rFonts w:ascii="Microsoft YaHei" w:hAnsi="Microsoft YaHei" w:eastAsia="Microsoft YaHei"/>
+                <w:b/>
+                <w:sz w:val="17"/>
+              </w:rPr>
+              <w:t>穿云贯阵</w:t>
+            </w:r>
+          </w:p>
+        </w:tc>
+        <w:tc>
+          <w:tcPr>
+            <w:tcW w:type="dxa" w:w="6048"/>
+            <w:vAlign w:val="center"/>
+          </w:tcPr>
+          <w:p>
+            <w:pPr>
+              <w:spacing w:before="0" w:after="0" w:line="264" w:lineRule="auto"/>
+              <w:jc w:val="left"/>
+            </w:pPr>
+            <w:r>
+              <w:rPr>
+                <w:rFonts w:ascii="Microsoft YaHei" w:hAnsi="Microsoft YaHei" w:eastAsia="Microsoft YaHei"/>
+                <w:b w:val="0"/>
+                <w:sz w:val="17"/>
+              </w:rPr>
+              <w:t>穿透当前一路敌人；消耗 1 层蓄势提高伤害，命中队长/精英时降低其攻击。</w:t>
+            </w:r>
+          </w:p>
+        </w:tc>
+      </w:tr>
+      <w:tr>
+        <w:tc>
+          <w:tcPr>
+            <w:tcW w:type="dxa" w:w="1152"/>
+            <w:vAlign w:val="center"/>
+          </w:tcPr>
+          <w:p>
+            <w:pPr>
+              <w:spacing w:before="0" w:after="0" w:line="264" w:lineRule="auto"/>
+              <w:jc w:val="center"/>
+            </w:pPr>
+            <w:r>
+              <w:rPr>
+                <w:rFonts w:ascii="Microsoft YaHei" w:hAnsi="Microsoft YaHei" w:eastAsia="Microsoft YaHei"/>
+                <w:b w:val="0"/>
+                <w:sz w:val="17"/>
+              </w:rPr>
+              <w:t>阶段2</w:t>
+            </w:r>
+          </w:p>
+        </w:tc>
+        <w:tc>
+          <w:tcPr>
+            <w:tcW w:type="dxa" w:w="2015"/>
+            <w:vAlign w:val="center"/>
+          </w:tcPr>
+          <w:p>
+            <w:pPr>
+              <w:spacing w:before="0" w:after="0" w:line="264" w:lineRule="auto"/>
+              <w:jc w:val="center"/>
+            </w:pPr>
+            <w:r>
+              <w:rPr>
+                <w:rFonts w:ascii="Microsoft YaHei" w:hAnsi="Microsoft YaHei" w:eastAsia="Microsoft YaHei"/>
+                <w:b/>
+                <w:sz w:val="17"/>
+              </w:rPr>
+              <w:t>守位神弓</w:t>
+            </w:r>
+          </w:p>
+        </w:tc>
+        <w:tc>
+          <w:tcPr>
+            <w:tcW w:type="dxa" w:w="6048"/>
+            <w:vAlign w:val="center"/>
+          </w:tcPr>
+          <w:p>
+            <w:pPr>
+              <w:spacing w:before="0" w:after="0" w:line="264" w:lineRule="auto"/>
+              <w:jc w:val="left"/>
+            </w:pPr>
+            <w:r>
+              <w:rPr>
+                <w:rFonts w:ascii="Microsoft YaHei" w:hAnsi="Microsoft YaHei" w:eastAsia="Microsoft YaHei"/>
+                <w:b w:val="0"/>
+                <w:sz w:val="17"/>
+              </w:rPr>
+              <w:t>后排时远程受伤降低；一段时间未受近战伤害时，主动技能至少保留 1 层蓄势。</w:t>
+            </w:r>
+          </w:p>
+        </w:tc>
+      </w:tr>
+      <w:tr>
+        <w:tc>
+          <w:tcPr>
+            <w:tcW w:type="dxa" w:w="1152"/>
+            <w:vAlign w:val="center"/>
+          </w:tcPr>
+          <w:p>
+            <w:pPr>
+              <w:spacing w:before="0" w:after="0" w:line="264" w:lineRule="auto"/>
+              <w:jc w:val="center"/>
+            </w:pPr>
+            <w:r>
+              <w:rPr>
+                <w:rFonts w:ascii="Microsoft YaHei" w:hAnsi="Microsoft YaHei" w:eastAsia="Microsoft YaHei"/>
+                <w:b w:val="0"/>
+                <w:sz w:val="17"/>
+              </w:rPr>
+              <w:t>阶段3</w:t>
+            </w:r>
+          </w:p>
+        </w:tc>
+        <w:tc>
+          <w:tcPr>
+            <w:tcW w:type="dxa" w:w="2015"/>
+            <w:vAlign w:val="center"/>
+          </w:tcPr>
+          <w:p>
+            <w:pPr>
+              <w:spacing w:before="0" w:after="0" w:line="264" w:lineRule="auto"/>
+              <w:jc w:val="center"/>
+            </w:pPr>
+            <w:r>
+              <w:rPr>
+                <w:rFonts w:ascii="Microsoft YaHei" w:hAnsi="Microsoft YaHei" w:eastAsia="Microsoft YaHei"/>
+                <w:b/>
+                <w:sz w:val="17"/>
+              </w:rPr>
+              <w:t>百步穿杨</w:t>
+            </w:r>
+          </w:p>
+        </w:tc>
+        <w:tc>
+          <w:tcPr>
+            <w:tcW w:type="dxa" w:w="6048"/>
+            <w:vAlign w:val="center"/>
+          </w:tcPr>
+          <w:p>
+            <w:pPr>
+              <w:spacing w:before="0" w:after="0" w:line="264" w:lineRule="auto"/>
+              <w:jc w:val="left"/>
+            </w:pPr>
+            <w:r>
+              <w:rPr>
+                <w:rFonts w:ascii="Microsoft YaHei" w:hAnsi="Microsoft YaHei" w:eastAsia="Microsoft YaHei"/>
+                <w:b w:val="0"/>
+                <w:sz w:val="17"/>
+              </w:rPr>
+              <w:t>瞄准低血队长/精英，消耗全部蓄势；每层蓄势提高伤害，并可打断技能。</w:t>
+            </w:r>
+          </w:p>
+        </w:tc>
+      </w:tr>
+      <w:tr>
+        <w:tc>
+          <w:tcPr>
+            <w:tcW w:type="dxa" w:w="1152"/>
+            <w:vAlign w:val="center"/>
+          </w:tcPr>
+          <w:p>
+            <w:pPr>
+              <w:spacing w:before="0" w:after="0" w:line="264" w:lineRule="auto"/>
+              <w:jc w:val="center"/>
+            </w:pPr>
+            <w:r>
+              <w:rPr>
+                <w:rFonts w:ascii="Microsoft YaHei" w:hAnsi="Microsoft YaHei" w:eastAsia="Microsoft YaHei"/>
+                <w:b w:val="0"/>
+                <w:sz w:val="17"/>
+              </w:rPr>
+              <w:t>阶段3</w:t>
+            </w:r>
+          </w:p>
+        </w:tc>
+        <w:tc>
+          <w:tcPr>
+            <w:tcW w:type="dxa" w:w="2015"/>
+            <w:vAlign w:val="center"/>
+          </w:tcPr>
+          <w:p>
+            <w:pPr>
+              <w:spacing w:before="0" w:after="0" w:line="264" w:lineRule="auto"/>
+              <w:jc w:val="center"/>
+            </w:pPr>
+            <w:r>
+              <w:rPr>
+                <w:rFonts w:ascii="Microsoft YaHei" w:hAnsi="Microsoft YaHei" w:eastAsia="Microsoft YaHei"/>
+                <w:b/>
+                <w:sz w:val="17"/>
+              </w:rPr>
+              <w:t>箭阵老将</w:t>
+            </w:r>
+          </w:p>
+        </w:tc>
+        <w:tc>
+          <w:tcPr>
+            <w:tcW w:type="dxa" w:w="6048"/>
+            <w:vAlign w:val="center"/>
+          </w:tcPr>
+          <w:p>
+            <w:pPr>
+              <w:spacing w:before="0" w:after="0" w:line="264" w:lineRule="auto"/>
+              <w:jc w:val="left"/>
+            </w:pPr>
+            <w:r>
+              <w:rPr>
+                <w:rFonts w:ascii="Microsoft YaHei" w:hAnsi="Microsoft YaHei" w:eastAsia="Microsoft YaHei"/>
+                <w:b w:val="0"/>
+                <w:sz w:val="17"/>
+              </w:rPr>
+              <w:t>黄忠远程小兵攻速提高；蓄势满层时，小兵对敌方小兵伤害提高。</w:t>
+            </w:r>
+          </w:p>
+        </w:tc>
+      </w:tr>
+    </w:tbl>
+    <w:p>
+      <w:pPr>
         <w:spacing w:before="120" w:after="100"/>
       </w:pPr>
       <w:r>
@@ -9131,6 +10987,470 @@
     </w:tbl>
     <w:p>
       <w:pPr>
+        <w:pStyle w:val="6"/>
+      </w:pPr>
+      <w:r>
+        <w:rPr>
+          <w:rFonts w:ascii="Microsoft YaHei" w:hAnsi="Microsoft YaHei" w:eastAsia="Microsoft YaHei"/>
+          <w:b/>
+          <w:sz w:val="20"/>
+        </w:rPr>
+        <w:t>游戏内简短描述建议</w:t>
+      </w:r>
+    </w:p>
+    <w:tbl>
+      <w:tblPr>
+        <w:tblStyle w:val="33"/>
+        <w:tblW w:type="auto" w:w="0"/>
+        <w:jc w:val="center"/>
+        <w:tblLayout w:type="fixed"/>
+        <w:tblLook w:firstColumn="1" w:firstRow="1" w:lastColumn="0" w:lastRow="0" w:noHBand="0" w:noVBand="1" w:val="04A0"/>
+      </w:tblPr>
+      <w:tblGrid>
+        <w:gridCol w:w="4694"/>
+        <w:gridCol w:w="4694"/>
+        <w:gridCol w:w="4694"/>
+      </w:tblGrid>
+      <w:tr>
+        <w:tc>
+          <w:tcPr>
+            <w:tcW w:type="dxa" w:w="1152"/>
+            <w:shd w:fill="D9EAF7"/>
+            <w:vAlign w:val="center"/>
+          </w:tcPr>
+          <w:p>
+            <w:pPr>
+              <w:spacing w:before="0" w:after="0" w:line="264" w:lineRule="auto"/>
+              <w:jc w:val="center"/>
+            </w:pPr>
+            <w:r>
+              <w:rPr>
+                <w:rFonts w:ascii="Microsoft YaHei" w:hAnsi="Microsoft YaHei" w:eastAsia="Microsoft YaHei"/>
+                <w:b/>
+                <w:sz w:val="17"/>
+              </w:rPr>
+              <w:t>阶段</w:t>
+            </w:r>
+          </w:p>
+        </w:tc>
+        <w:tc>
+          <w:tcPr>
+            <w:tcW w:type="dxa" w:w="2015"/>
+            <w:shd w:fill="D9EAF7"/>
+            <w:vAlign w:val="center"/>
+          </w:tcPr>
+          <w:p>
+            <w:pPr>
+              <w:spacing w:before="0" w:after="0" w:line="264" w:lineRule="auto"/>
+              <w:jc w:val="center"/>
+            </w:pPr>
+            <w:r>
+              <w:rPr>
+                <w:rFonts w:ascii="Microsoft YaHei" w:hAnsi="Microsoft YaHei" w:eastAsia="Microsoft YaHei"/>
+                <w:b/>
+                <w:sz w:val="17"/>
+              </w:rPr>
+              <w:t>技能</w:t>
+            </w:r>
+          </w:p>
+        </w:tc>
+        <w:tc>
+          <w:tcPr>
+            <w:tcW w:type="dxa" w:w="6048"/>
+            <w:shd w:fill="D9EAF7"/>
+            <w:vAlign w:val="center"/>
+          </w:tcPr>
+          <w:p>
+            <w:pPr>
+              <w:spacing w:before="0" w:after="0" w:line="264" w:lineRule="auto"/>
+              <w:jc w:val="center"/>
+            </w:pPr>
+            <w:r>
+              <w:rPr>
+                <w:rFonts w:ascii="Microsoft YaHei" w:hAnsi="Microsoft YaHei" w:eastAsia="Microsoft YaHei"/>
+                <w:b/>
+                <w:sz w:val="17"/>
+              </w:rPr>
+              <w:t>游戏内简短描述</w:t>
+            </w:r>
+          </w:p>
+        </w:tc>
+      </w:tr>
+      <w:tr>
+        <w:tc>
+          <w:tcPr>
+            <w:tcW w:type="dxa" w:w="1152"/>
+            <w:vAlign w:val="center"/>
+          </w:tcPr>
+          <w:p>
+            <w:pPr>
+              <w:spacing w:before="0" w:after="0" w:line="264" w:lineRule="auto"/>
+              <w:jc w:val="center"/>
+            </w:pPr>
+            <w:r>
+              <w:rPr>
+                <w:rFonts w:ascii="Microsoft YaHei" w:hAnsi="Microsoft YaHei" w:eastAsia="Microsoft YaHei"/>
+                <w:b w:val="0"/>
+                <w:sz w:val="17"/>
+              </w:rPr>
+              <w:t>阶段1</w:t>
+            </w:r>
+          </w:p>
+        </w:tc>
+        <w:tc>
+          <w:tcPr>
+            <w:tcW w:type="dxa" w:w="2015"/>
+            <w:vAlign w:val="center"/>
+          </w:tcPr>
+          <w:p>
+            <w:pPr>
+              <w:spacing w:before="0" w:after="0" w:line="264" w:lineRule="auto"/>
+              <w:jc w:val="center"/>
+            </w:pPr>
+            <w:r>
+              <w:rPr>
+                <w:rFonts w:ascii="Microsoft YaHei" w:hAnsi="Microsoft YaHei" w:eastAsia="Microsoft YaHei"/>
+                <w:b/>
+                <w:sz w:val="17"/>
+              </w:rPr>
+              <w:t>八卦阵</w:t>
+            </w:r>
+          </w:p>
+        </w:tc>
+        <w:tc>
+          <w:tcPr>
+            <w:tcW w:type="dxa" w:w="6048"/>
+            <w:vAlign w:val="center"/>
+          </w:tcPr>
+          <w:p>
+            <w:pPr>
+              <w:spacing w:before="0" w:after="0" w:line="264" w:lineRule="auto"/>
+              <w:jc w:val="left"/>
+            </w:pPr>
+            <w:r>
+              <w:rPr>
+                <w:rFonts w:ascii="Microsoft YaHei" w:hAnsi="Microsoft YaHei" w:eastAsia="Microsoft YaHei"/>
+                <w:b w:val="0"/>
+                <w:sz w:val="17"/>
+              </w:rPr>
+              <w:t>攻击当前区域最多 4 名敌人并降低攻击 3 秒；消耗 1 层谋略时提高伤害。</w:t>
+            </w:r>
+          </w:p>
+        </w:tc>
+      </w:tr>
+      <w:tr>
+        <w:tc>
+          <w:tcPr>
+            <w:tcW w:type="dxa" w:w="1152"/>
+            <w:vAlign w:val="center"/>
+          </w:tcPr>
+          <w:p>
+            <w:pPr>
+              <w:spacing w:before="0" w:after="0" w:line="264" w:lineRule="auto"/>
+              <w:jc w:val="center"/>
+            </w:pPr>
+            <w:r>
+              <w:rPr>
+                <w:rFonts w:ascii="Microsoft YaHei" w:hAnsi="Microsoft YaHei" w:eastAsia="Microsoft YaHei"/>
+                <w:b w:val="0"/>
+                <w:sz w:val="17"/>
+              </w:rPr>
+              <w:t>阶段1</w:t>
+            </w:r>
+          </w:p>
+        </w:tc>
+        <w:tc>
+          <w:tcPr>
+            <w:tcW w:type="dxa" w:w="2015"/>
+            <w:vAlign w:val="center"/>
+          </w:tcPr>
+          <w:p>
+            <w:pPr>
+              <w:spacing w:before="0" w:after="0" w:line="264" w:lineRule="auto"/>
+              <w:jc w:val="center"/>
+            </w:pPr>
+            <w:r>
+              <w:rPr>
+                <w:rFonts w:ascii="Microsoft YaHei" w:hAnsi="Microsoft YaHei" w:eastAsia="Microsoft YaHei"/>
+                <w:b/>
+                <w:sz w:val="17"/>
+              </w:rPr>
+              <w:t>观星</w:t>
+            </w:r>
+          </w:p>
+        </w:tc>
+        <w:tc>
+          <w:tcPr>
+            <w:tcW w:type="dxa" w:w="6048"/>
+            <w:vAlign w:val="center"/>
+          </w:tcPr>
+          <w:p>
+            <w:pPr>
+              <w:spacing w:before="0" w:after="0" w:line="264" w:lineRule="auto"/>
+              <w:jc w:val="left"/>
+            </w:pPr>
+            <w:r>
+              <w:rPr>
+                <w:rFonts w:ascii="Microsoft YaHei" w:hAnsi="Microsoft YaHei" w:eastAsia="Microsoft YaHei"/>
+                <w:b w:val="0"/>
+                <w:sz w:val="17"/>
+              </w:rPr>
+              <w:t>后排时每 4 秒获得 1 层谋略，最多 3 层。</w:t>
+            </w:r>
+          </w:p>
+        </w:tc>
+      </w:tr>
+      <w:tr>
+        <w:tc>
+          <w:tcPr>
+            <w:tcW w:type="dxa" w:w="1152"/>
+            <w:vAlign w:val="center"/>
+          </w:tcPr>
+          <w:p>
+            <w:pPr>
+              <w:spacing w:before="0" w:after="0" w:line="264" w:lineRule="auto"/>
+              <w:jc w:val="center"/>
+            </w:pPr>
+            <w:r>
+              <w:rPr>
+                <w:rFonts w:ascii="Microsoft YaHei" w:hAnsi="Microsoft YaHei" w:eastAsia="Microsoft YaHei"/>
+                <w:b w:val="0"/>
+                <w:sz w:val="17"/>
+              </w:rPr>
+              <w:t>阶段2</w:t>
+            </w:r>
+          </w:p>
+        </w:tc>
+        <w:tc>
+          <w:tcPr>
+            <w:tcW w:type="dxa" w:w="2015"/>
+            <w:vAlign w:val="center"/>
+          </w:tcPr>
+          <w:p>
+            <w:pPr>
+              <w:spacing w:before="0" w:after="0" w:line="264" w:lineRule="auto"/>
+              <w:jc w:val="center"/>
+            </w:pPr>
+            <w:r>
+              <w:rPr>
+                <w:rFonts w:ascii="Microsoft YaHei" w:hAnsi="Microsoft YaHei" w:eastAsia="Microsoft YaHei"/>
+                <w:b/>
+                <w:sz w:val="17"/>
+              </w:rPr>
+              <w:t>借东风</w:t>
+            </w:r>
+          </w:p>
+        </w:tc>
+        <w:tc>
+          <w:tcPr>
+            <w:tcW w:type="dxa" w:w="6048"/>
+            <w:vAlign w:val="center"/>
+          </w:tcPr>
+          <w:p>
+            <w:pPr>
+              <w:spacing w:before="0" w:after="0" w:line="264" w:lineRule="auto"/>
+              <w:jc w:val="left"/>
+            </w:pPr>
+            <w:r>
+              <w:rPr>
+                <w:rFonts w:ascii="Microsoft YaHei" w:hAnsi="Microsoft YaHei" w:eastAsia="Microsoft YaHei"/>
+                <w:b w:val="0"/>
+                <w:sz w:val="17"/>
+              </w:rPr>
+              <w:t>攻击当前一路最多 5 名敌人；消耗 1 层谋略时额外降低目标移速 3 秒。</w:t>
+            </w:r>
+          </w:p>
+        </w:tc>
+      </w:tr>
+      <w:tr>
+        <w:tc>
+          <w:tcPr>
+            <w:tcW w:type="dxa" w:w="1152"/>
+            <w:vAlign w:val="center"/>
+          </w:tcPr>
+          <w:p>
+            <w:pPr>
+              <w:spacing w:before="0" w:after="0" w:line="264" w:lineRule="auto"/>
+              <w:jc w:val="center"/>
+            </w:pPr>
+            <w:r>
+              <w:rPr>
+                <w:rFonts w:ascii="Microsoft YaHei" w:hAnsi="Microsoft YaHei" w:eastAsia="Microsoft YaHei"/>
+                <w:b w:val="0"/>
+                <w:sz w:val="17"/>
+              </w:rPr>
+              <w:t>阶段2</w:t>
+            </w:r>
+          </w:p>
+        </w:tc>
+        <w:tc>
+          <w:tcPr>
+            <w:tcW w:type="dxa" w:w="2015"/>
+            <w:vAlign w:val="center"/>
+          </w:tcPr>
+          <w:p>
+            <w:pPr>
+              <w:spacing w:before="0" w:after="0" w:line="264" w:lineRule="auto"/>
+              <w:jc w:val="center"/>
+            </w:pPr>
+            <w:r>
+              <w:rPr>
+                <w:rFonts w:ascii="Microsoft YaHei" w:hAnsi="Microsoft YaHei" w:eastAsia="Microsoft YaHei"/>
+                <w:b/>
+                <w:sz w:val="17"/>
+              </w:rPr>
+              <w:t>羽扇纶巾</w:t>
+            </w:r>
+          </w:p>
+        </w:tc>
+        <w:tc>
+          <w:tcPr>
+            <w:tcW w:type="dxa" w:w="6048"/>
+            <w:vAlign w:val="center"/>
+          </w:tcPr>
+          <w:p>
+            <w:pPr>
+              <w:spacing w:before="0" w:after="0" w:line="264" w:lineRule="auto"/>
+              <w:jc w:val="left"/>
+            </w:pPr>
+            <w:r>
+              <w:rPr>
+                <w:rFonts w:ascii="Microsoft YaHei" w:hAnsi="Microsoft YaHei" w:eastAsia="Microsoft YaHei"/>
+                <w:b w:val="0"/>
+                <w:sz w:val="17"/>
+              </w:rPr>
+              <w:t>后排时远程受伤 -12%；拥有谋略时主动法术伤害 +8%。</w:t>
+            </w:r>
+          </w:p>
+        </w:tc>
+      </w:tr>
+      <w:tr>
+        <w:tc>
+          <w:tcPr>
+            <w:tcW w:type="dxa" w:w="1152"/>
+            <w:vAlign w:val="center"/>
+          </w:tcPr>
+          <w:p>
+            <w:pPr>
+              <w:spacing w:before="0" w:after="0" w:line="264" w:lineRule="auto"/>
+              <w:jc w:val="center"/>
+            </w:pPr>
+            <w:r>
+              <w:rPr>
+                <w:rFonts w:ascii="Microsoft YaHei" w:hAnsi="Microsoft YaHei" w:eastAsia="Microsoft YaHei"/>
+                <w:b w:val="0"/>
+                <w:sz w:val="17"/>
+              </w:rPr>
+              <w:t>阶段3</w:t>
+            </w:r>
+          </w:p>
+        </w:tc>
+        <w:tc>
+          <w:tcPr>
+            <w:tcW w:type="dxa" w:w="2015"/>
+            <w:vAlign w:val="center"/>
+          </w:tcPr>
+          <w:p>
+            <w:pPr>
+              <w:spacing w:before="0" w:after="0" w:line="264" w:lineRule="auto"/>
+              <w:jc w:val="center"/>
+            </w:pPr>
+            <w:r>
+              <w:rPr>
+                <w:rFonts w:ascii="Microsoft YaHei" w:hAnsi="Microsoft YaHei" w:eastAsia="Microsoft YaHei"/>
+                <w:b/>
+                <w:sz w:val="17"/>
+              </w:rPr>
+              <w:t>八阵定军</w:t>
+            </w:r>
+          </w:p>
+        </w:tc>
+        <w:tc>
+          <w:tcPr>
+            <w:tcW w:type="dxa" w:w="6048"/>
+            <w:vAlign w:val="center"/>
+          </w:tcPr>
+          <w:p>
+            <w:pPr>
+              <w:spacing w:before="0" w:after="0" w:line="264" w:lineRule="auto"/>
+              <w:jc w:val="left"/>
+            </w:pPr>
+            <w:r>
+              <w:rPr>
+                <w:rFonts w:ascii="Microsoft YaHei" w:hAnsi="Microsoft YaHei" w:eastAsia="Microsoft YaHei"/>
+                <w:b w:val="0"/>
+                <w:sz w:val="17"/>
+              </w:rPr>
+              <w:t>攻击当前区域最多 4 名敌人并眩晕 1 秒；消耗全部谋略提高伤害。</w:t>
+            </w:r>
+          </w:p>
+        </w:tc>
+      </w:tr>
+      <w:tr>
+        <w:tc>
+          <w:tcPr>
+            <w:tcW w:type="dxa" w:w="1152"/>
+            <w:vAlign w:val="center"/>
+          </w:tcPr>
+          <w:p>
+            <w:pPr>
+              <w:spacing w:before="0" w:after="0" w:line="264" w:lineRule="auto"/>
+              <w:jc w:val="center"/>
+            </w:pPr>
+            <w:r>
+              <w:rPr>
+                <w:rFonts w:ascii="Microsoft YaHei" w:hAnsi="Microsoft YaHei" w:eastAsia="Microsoft YaHei"/>
+                <w:b w:val="0"/>
+                <w:sz w:val="17"/>
+              </w:rPr>
+              <w:t>阶段3</w:t>
+            </w:r>
+          </w:p>
+        </w:tc>
+        <w:tc>
+          <w:tcPr>
+            <w:tcW w:type="dxa" w:w="2015"/>
+            <w:vAlign w:val="center"/>
+          </w:tcPr>
+          <w:p>
+            <w:pPr>
+              <w:spacing w:before="0" w:after="0" w:line="264" w:lineRule="auto"/>
+              <w:jc w:val="center"/>
+            </w:pPr>
+            <w:r>
+              <w:rPr>
+                <w:rFonts w:ascii="Microsoft YaHei" w:hAnsi="Microsoft YaHei" w:eastAsia="Microsoft YaHei"/>
+                <w:b/>
+                <w:sz w:val="17"/>
+              </w:rPr>
+              <w:t>空城</w:t>
+            </w:r>
+          </w:p>
+        </w:tc>
+        <w:tc>
+          <w:tcPr>
+            <w:tcW w:type="dxa" w:w="6048"/>
+            <w:vAlign w:val="center"/>
+          </w:tcPr>
+          <w:p>
+            <w:pPr>
+              <w:spacing w:before="0" w:after="0" w:line="264" w:lineRule="auto"/>
+              <w:jc w:val="left"/>
+            </w:pPr>
+            <w:r>
+              <w:rPr>
+                <w:rFonts w:ascii="Microsoft YaHei" w:hAnsi="Microsoft YaHei" w:eastAsia="Microsoft YaHei"/>
+                <w:b w:val="0"/>
+                <w:sz w:val="17"/>
+              </w:rPr>
+              <w:t>生命低于 35% 时获得护盾并获得 1 层谋略，12 秒冷却。</w:t>
+            </w:r>
+          </w:p>
+        </w:tc>
+      </w:tr>
+    </w:tbl>
+    <w:p>
+      <w:pPr>
         <w:spacing w:before="120" w:after="100"/>
       </w:pPr>
       <w:r>
@@ -10915,6 +13235,470 @@
                 <w:sz w:val="15"/>
               </w:rPr>
               <w:t>赵云消耗游龙后，闪避提高 7%，普攻速度提高 15%，持续 4 秒。赵云拥有 3 层游龙时，普攻速度提高 20%。</w:t>
+            </w:r>
+          </w:p>
+        </w:tc>
+      </w:tr>
+    </w:tbl>
+    <w:p>
+      <w:pPr>
+        <w:pStyle w:val="6"/>
+      </w:pPr>
+      <w:r>
+        <w:rPr>
+          <w:rFonts w:ascii="Microsoft YaHei" w:hAnsi="Microsoft YaHei" w:eastAsia="Microsoft YaHei"/>
+          <w:b/>
+          <w:sz w:val="20"/>
+        </w:rPr>
+        <w:t>游戏内简短描述建议</w:t>
+      </w:r>
+    </w:p>
+    <w:tbl>
+      <w:tblPr>
+        <w:tblStyle w:val="33"/>
+        <w:tblW w:type="auto" w:w="0"/>
+        <w:jc w:val="center"/>
+        <w:tblLayout w:type="fixed"/>
+        <w:tblLook w:firstColumn="1" w:firstRow="1" w:lastColumn="0" w:lastRow="0" w:noHBand="0" w:noVBand="1" w:val="04A0"/>
+      </w:tblPr>
+      <w:tblGrid>
+        <w:gridCol w:w="4694"/>
+        <w:gridCol w:w="4694"/>
+        <w:gridCol w:w="4694"/>
+      </w:tblGrid>
+      <w:tr>
+        <w:tc>
+          <w:tcPr>
+            <w:tcW w:type="dxa" w:w="1152"/>
+            <w:shd w:fill="D9EAF7"/>
+            <w:vAlign w:val="center"/>
+          </w:tcPr>
+          <w:p>
+            <w:pPr>
+              <w:spacing w:before="0" w:after="0" w:line="264" w:lineRule="auto"/>
+              <w:jc w:val="center"/>
+            </w:pPr>
+            <w:r>
+              <w:rPr>
+                <w:rFonts w:ascii="Microsoft YaHei" w:hAnsi="Microsoft YaHei" w:eastAsia="Microsoft YaHei"/>
+                <w:b/>
+                <w:sz w:val="17"/>
+              </w:rPr>
+              <w:t>阶段</w:t>
+            </w:r>
+          </w:p>
+        </w:tc>
+        <w:tc>
+          <w:tcPr>
+            <w:tcW w:type="dxa" w:w="2015"/>
+            <w:shd w:fill="D9EAF7"/>
+            <w:vAlign w:val="center"/>
+          </w:tcPr>
+          <w:p>
+            <w:pPr>
+              <w:spacing w:before="0" w:after="0" w:line="264" w:lineRule="auto"/>
+              <w:jc w:val="center"/>
+            </w:pPr>
+            <w:r>
+              <w:rPr>
+                <w:rFonts w:ascii="Microsoft YaHei" w:hAnsi="Microsoft YaHei" w:eastAsia="Microsoft YaHei"/>
+                <w:b/>
+                <w:sz w:val="17"/>
+              </w:rPr>
+              <w:t>技能</w:t>
+            </w:r>
+          </w:p>
+        </w:tc>
+        <w:tc>
+          <w:tcPr>
+            <w:tcW w:type="dxa" w:w="6048"/>
+            <w:shd w:fill="D9EAF7"/>
+            <w:vAlign w:val="center"/>
+          </w:tcPr>
+          <w:p>
+            <w:pPr>
+              <w:spacing w:before="0" w:after="0" w:line="264" w:lineRule="auto"/>
+              <w:jc w:val="center"/>
+            </w:pPr>
+            <w:r>
+              <w:rPr>
+                <w:rFonts w:ascii="Microsoft YaHei" w:hAnsi="Microsoft YaHei" w:eastAsia="Microsoft YaHei"/>
+                <w:b/>
+                <w:sz w:val="17"/>
+              </w:rPr>
+              <w:t>游戏内简短描述</w:t>
+            </w:r>
+          </w:p>
+        </w:tc>
+      </w:tr>
+      <w:tr>
+        <w:tc>
+          <w:tcPr>
+            <w:tcW w:type="dxa" w:w="1152"/>
+            <w:vAlign w:val="center"/>
+          </w:tcPr>
+          <w:p>
+            <w:pPr>
+              <w:spacing w:before="0" w:after="0" w:line="264" w:lineRule="auto"/>
+              <w:jc w:val="center"/>
+            </w:pPr>
+            <w:r>
+              <w:rPr>
+                <w:rFonts w:ascii="Microsoft YaHei" w:hAnsi="Microsoft YaHei" w:eastAsia="Microsoft YaHei"/>
+                <w:b w:val="0"/>
+                <w:sz w:val="17"/>
+              </w:rPr>
+              <w:t>阶段1</w:t>
+            </w:r>
+          </w:p>
+        </w:tc>
+        <w:tc>
+          <w:tcPr>
+            <w:tcW w:type="dxa" w:w="2015"/>
+            <w:vAlign w:val="center"/>
+          </w:tcPr>
+          <w:p>
+            <w:pPr>
+              <w:spacing w:before="0" w:after="0" w:line="264" w:lineRule="auto"/>
+              <w:jc w:val="center"/>
+            </w:pPr>
+            <w:r>
+              <w:rPr>
+                <w:rFonts w:ascii="Microsoft YaHei" w:hAnsi="Microsoft YaHei" w:eastAsia="Microsoft YaHei"/>
+                <w:b/>
+                <w:sz w:val="17"/>
+              </w:rPr>
+              <w:t>龙胆突</w:t>
+            </w:r>
+          </w:p>
+        </w:tc>
+        <w:tc>
+          <w:tcPr>
+            <w:tcW w:type="dxa" w:w="6048"/>
+            <w:vAlign w:val="center"/>
+          </w:tcPr>
+          <w:p>
+            <w:pPr>
+              <w:spacing w:before="0" w:after="0" w:line="264" w:lineRule="auto"/>
+              <w:jc w:val="left"/>
+            </w:pPr>
+            <w:r>
+              <w:rPr>
+                <w:rFonts w:ascii="Microsoft YaHei" w:hAnsi="Microsoft YaHei" w:eastAsia="Microsoft YaHei"/>
+                <w:b w:val="0"/>
+                <w:sz w:val="17"/>
+              </w:rPr>
+              <w:t>突击当前目标；消耗 1 层游龙时追加枪影伤害。</w:t>
+            </w:r>
+          </w:p>
+        </w:tc>
+      </w:tr>
+      <w:tr>
+        <w:tc>
+          <w:tcPr>
+            <w:tcW w:type="dxa" w:w="1152"/>
+            <w:vAlign w:val="center"/>
+          </w:tcPr>
+          <w:p>
+            <w:pPr>
+              <w:spacing w:before="0" w:after="0" w:line="264" w:lineRule="auto"/>
+              <w:jc w:val="center"/>
+            </w:pPr>
+            <w:r>
+              <w:rPr>
+                <w:rFonts w:ascii="Microsoft YaHei" w:hAnsi="Microsoft YaHei" w:eastAsia="Microsoft YaHei"/>
+                <w:b w:val="0"/>
+                <w:sz w:val="17"/>
+              </w:rPr>
+              <w:t>阶段1</w:t>
+            </w:r>
+          </w:p>
+        </w:tc>
+        <w:tc>
+          <w:tcPr>
+            <w:tcW w:type="dxa" w:w="2015"/>
+            <w:vAlign w:val="center"/>
+          </w:tcPr>
+          <w:p>
+            <w:pPr>
+              <w:spacing w:before="0" w:after="0" w:line="264" w:lineRule="auto"/>
+              <w:jc w:val="center"/>
+            </w:pPr>
+            <w:r>
+              <w:rPr>
+                <w:rFonts w:ascii="Microsoft YaHei" w:hAnsi="Microsoft YaHei" w:eastAsia="Microsoft YaHei"/>
+                <w:b/>
+                <w:sz w:val="17"/>
+              </w:rPr>
+              <w:t>游龙身法</w:t>
+            </w:r>
+          </w:p>
+        </w:tc>
+        <w:tc>
+          <w:tcPr>
+            <w:tcW w:type="dxa" w:w="6048"/>
+            <w:vAlign w:val="center"/>
+          </w:tcPr>
+          <w:p>
+            <w:pPr>
+              <w:spacing w:before="0" w:after="0" w:line="264" w:lineRule="auto"/>
+              <w:jc w:val="left"/>
+            </w:pPr>
+            <w:r>
+              <w:rPr>
+                <w:rFonts w:ascii="Microsoft YaHei" w:hAnsi="Microsoft YaHei" w:eastAsia="Microsoft YaHei"/>
+                <w:b w:val="0"/>
+                <w:sz w:val="17"/>
+              </w:rPr>
+              <w:t>闪避 +15%；成功闪避时获得游龙，最多 3 层。</w:t>
+            </w:r>
+          </w:p>
+        </w:tc>
+      </w:tr>
+      <w:tr>
+        <w:tc>
+          <w:tcPr>
+            <w:tcW w:type="dxa" w:w="1152"/>
+            <w:vAlign w:val="center"/>
+          </w:tcPr>
+          <w:p>
+            <w:pPr>
+              <w:spacing w:before="0" w:after="0" w:line="264" w:lineRule="auto"/>
+              <w:jc w:val="center"/>
+            </w:pPr>
+            <w:r>
+              <w:rPr>
+                <w:rFonts w:ascii="Microsoft YaHei" w:hAnsi="Microsoft YaHei" w:eastAsia="Microsoft YaHei"/>
+                <w:b w:val="0"/>
+                <w:sz w:val="17"/>
+              </w:rPr>
+              <w:t>阶段2</w:t>
+            </w:r>
+          </w:p>
+        </w:tc>
+        <w:tc>
+          <w:tcPr>
+            <w:tcW w:type="dxa" w:w="2015"/>
+            <w:vAlign w:val="center"/>
+          </w:tcPr>
+          <w:p>
+            <w:pPr>
+              <w:spacing w:before="0" w:after="0" w:line="264" w:lineRule="auto"/>
+              <w:jc w:val="center"/>
+            </w:pPr>
+            <w:r>
+              <w:rPr>
+                <w:rFonts w:ascii="Microsoft YaHei" w:hAnsi="Microsoft YaHei" w:eastAsia="Microsoft YaHei"/>
+                <w:b/>
+                <w:sz w:val="17"/>
+              </w:rPr>
+              <w:t>七进七出</w:t>
+            </w:r>
+          </w:p>
+        </w:tc>
+        <w:tc>
+          <w:tcPr>
+            <w:tcW w:type="dxa" w:w="6048"/>
+            <w:vAlign w:val="center"/>
+          </w:tcPr>
+          <w:p>
+            <w:pPr>
+              <w:spacing w:before="0" w:after="0" w:line="264" w:lineRule="auto"/>
+              <w:jc w:val="left"/>
+            </w:pPr>
+            <w:r>
+              <w:rPr>
+                <w:rFonts w:ascii="Microsoft YaHei" w:hAnsi="Microsoft YaHei" w:eastAsia="Microsoft YaHei"/>
+                <w:b w:val="0"/>
+                <w:sz w:val="17"/>
+              </w:rPr>
+              <w:t>攻击当前区域最多 3 名敌人；消耗 2 层游龙时每名敌人受 2 次伤害。</w:t>
+            </w:r>
+          </w:p>
+        </w:tc>
+      </w:tr>
+      <w:tr>
+        <w:tc>
+          <w:tcPr>
+            <w:tcW w:type="dxa" w:w="1152"/>
+            <w:vAlign w:val="center"/>
+          </w:tcPr>
+          <w:p>
+            <w:pPr>
+              <w:spacing w:before="0" w:after="0" w:line="264" w:lineRule="auto"/>
+              <w:jc w:val="center"/>
+            </w:pPr>
+            <w:r>
+              <w:rPr>
+                <w:rFonts w:ascii="Microsoft YaHei" w:hAnsi="Microsoft YaHei" w:eastAsia="Microsoft YaHei"/>
+                <w:b w:val="0"/>
+                <w:sz w:val="17"/>
+              </w:rPr>
+              <w:t>阶段2</w:t>
+            </w:r>
+          </w:p>
+        </w:tc>
+        <w:tc>
+          <w:tcPr>
+            <w:tcW w:type="dxa" w:w="2015"/>
+            <w:vAlign w:val="center"/>
+          </w:tcPr>
+          <w:p>
+            <w:pPr>
+              <w:spacing w:before="0" w:after="0" w:line="264" w:lineRule="auto"/>
+              <w:jc w:val="center"/>
+            </w:pPr>
+            <w:r>
+              <w:rPr>
+                <w:rFonts w:ascii="Microsoft YaHei" w:hAnsi="Microsoft YaHei" w:eastAsia="Microsoft YaHei"/>
+                <w:b/>
+                <w:sz w:val="17"/>
+              </w:rPr>
+              <w:t>白马轻骑</w:t>
+            </w:r>
+          </w:p>
+        </w:tc>
+        <w:tc>
+          <w:tcPr>
+            <w:tcW w:type="dxa" w:w="6048"/>
+            <w:vAlign w:val="center"/>
+          </w:tcPr>
+          <w:p>
+            <w:pPr>
+              <w:spacing w:before="0" w:after="0" w:line="264" w:lineRule="auto"/>
+              <w:jc w:val="left"/>
+            </w:pPr>
+            <w:r>
+              <w:rPr>
+                <w:rFonts w:ascii="Microsoft YaHei" w:hAnsi="Microsoft YaHei" w:eastAsia="Microsoft YaHei"/>
+                <w:b w:val="0"/>
+                <w:sz w:val="17"/>
+              </w:rPr>
+              <w:t>侧翼时闪避 +8%，普攻速度 +12%。</w:t>
+            </w:r>
+          </w:p>
+        </w:tc>
+      </w:tr>
+      <w:tr>
+        <w:tc>
+          <w:tcPr>
+            <w:tcW w:type="dxa" w:w="1152"/>
+            <w:vAlign w:val="center"/>
+          </w:tcPr>
+          <w:p>
+            <w:pPr>
+              <w:spacing w:before="0" w:after="0" w:line="264" w:lineRule="auto"/>
+              <w:jc w:val="center"/>
+            </w:pPr>
+            <w:r>
+              <w:rPr>
+                <w:rFonts w:ascii="Microsoft YaHei" w:hAnsi="Microsoft YaHei" w:eastAsia="Microsoft YaHei"/>
+                <w:b w:val="0"/>
+                <w:sz w:val="17"/>
+              </w:rPr>
+              <w:t>阶段3</w:t>
+            </w:r>
+          </w:p>
+        </w:tc>
+        <w:tc>
+          <w:tcPr>
+            <w:tcW w:type="dxa" w:w="2015"/>
+            <w:vAlign w:val="center"/>
+          </w:tcPr>
+          <w:p>
+            <w:pPr>
+              <w:spacing w:before="0" w:after="0" w:line="264" w:lineRule="auto"/>
+              <w:jc w:val="center"/>
+            </w:pPr>
+            <w:r>
+              <w:rPr>
+                <w:rFonts w:ascii="Microsoft YaHei" w:hAnsi="Microsoft YaHei" w:eastAsia="Microsoft YaHei"/>
+                <w:b/>
+                <w:sz w:val="17"/>
+              </w:rPr>
+              <w:t>长坂回枪</w:t>
+            </w:r>
+          </w:p>
+        </w:tc>
+        <w:tc>
+          <w:tcPr>
+            <w:tcW w:type="dxa" w:w="6048"/>
+            <w:vAlign w:val="center"/>
+          </w:tcPr>
+          <w:p>
+            <w:pPr>
+              <w:spacing w:before="0" w:after="0" w:line="264" w:lineRule="auto"/>
+              <w:jc w:val="left"/>
+            </w:pPr>
+            <w:r>
+              <w:rPr>
+                <w:rFonts w:ascii="Microsoft YaHei" w:hAnsi="Microsoft YaHei" w:eastAsia="Microsoft YaHei"/>
+                <w:b w:val="0"/>
+                <w:sz w:val="17"/>
+              </w:rPr>
+              <w:t>援护最低血友方队长；消耗 1 层游龙时为其提供护盾。</w:t>
+            </w:r>
+          </w:p>
+        </w:tc>
+      </w:tr>
+      <w:tr>
+        <w:tc>
+          <w:tcPr>
+            <w:tcW w:type="dxa" w:w="1152"/>
+            <w:vAlign w:val="center"/>
+          </w:tcPr>
+          <w:p>
+            <w:pPr>
+              <w:spacing w:before="0" w:after="0" w:line="264" w:lineRule="auto"/>
+              <w:jc w:val="center"/>
+            </w:pPr>
+            <w:r>
+              <w:rPr>
+                <w:rFonts w:ascii="Microsoft YaHei" w:hAnsi="Microsoft YaHei" w:eastAsia="Microsoft YaHei"/>
+                <w:b w:val="0"/>
+                <w:sz w:val="17"/>
+              </w:rPr>
+              <w:t>阶段3</w:t>
+            </w:r>
+          </w:p>
+        </w:tc>
+        <w:tc>
+          <w:tcPr>
+            <w:tcW w:type="dxa" w:w="2015"/>
+            <w:vAlign w:val="center"/>
+          </w:tcPr>
+          <w:p>
+            <w:pPr>
+              <w:spacing w:before="0" w:after="0" w:line="264" w:lineRule="auto"/>
+              <w:jc w:val="center"/>
+            </w:pPr>
+            <w:r>
+              <w:rPr>
+                <w:rFonts w:ascii="Microsoft YaHei" w:hAnsi="Microsoft YaHei" w:eastAsia="Microsoft YaHei"/>
+                <w:b/>
+                <w:sz w:val="17"/>
+              </w:rPr>
+              <w:t>一身是胆</w:t>
+            </w:r>
+          </w:p>
+        </w:tc>
+        <w:tc>
+          <w:tcPr>
+            <w:tcW w:type="dxa" w:w="6048"/>
+            <w:vAlign w:val="center"/>
+          </w:tcPr>
+          <w:p>
+            <w:pPr>
+              <w:spacing w:before="0" w:after="0" w:line="264" w:lineRule="auto"/>
+              <w:jc w:val="left"/>
+            </w:pPr>
+            <w:r>
+              <w:rPr>
+                <w:rFonts w:ascii="Microsoft YaHei" w:hAnsi="Microsoft YaHei" w:eastAsia="Microsoft YaHei"/>
+                <w:b w:val="0"/>
+                <w:sz w:val="17"/>
+              </w:rPr>
+              <w:t>消耗游龙后闪避 +7%、普攻速度 +15%，持续 4 秒；3 层游龙时普攻速度 +20%。</w:t>
             </w:r>
           </w:p>
         </w:tc>
@@ -12706,6 +15490,470 @@
                 <w:sz w:val="15"/>
               </w:rPr>
               <w:t>任意友方队长生命低于 30% 时，获得一层护盾。该效果有 12 秒内置冷却。</w:t>
+            </w:r>
+          </w:p>
+        </w:tc>
+      </w:tr>
+    </w:tbl>
+    <w:p>
+      <w:pPr>
+        <w:pStyle w:val="6"/>
+      </w:pPr>
+      <w:r>
+        <w:rPr>
+          <w:rFonts w:ascii="Microsoft YaHei" w:hAnsi="Microsoft YaHei" w:eastAsia="Microsoft YaHei"/>
+          <w:b/>
+          <w:sz w:val="20"/>
+        </w:rPr>
+        <w:t>游戏内简短描述建议</w:t>
+      </w:r>
+    </w:p>
+    <w:tbl>
+      <w:tblPr>
+        <w:tblStyle w:val="33"/>
+        <w:tblW w:type="auto" w:w="0"/>
+        <w:jc w:val="center"/>
+        <w:tblLayout w:type="fixed"/>
+        <w:tblLook w:firstColumn="1" w:firstRow="1" w:lastColumn="0" w:lastRow="0" w:noHBand="0" w:noVBand="1" w:val="04A0"/>
+      </w:tblPr>
+      <w:tblGrid>
+        <w:gridCol w:w="4694"/>
+        <w:gridCol w:w="4694"/>
+        <w:gridCol w:w="4694"/>
+      </w:tblGrid>
+      <w:tr>
+        <w:tc>
+          <w:tcPr>
+            <w:tcW w:type="dxa" w:w="1152"/>
+            <w:shd w:fill="D9EAF7"/>
+            <w:vAlign w:val="center"/>
+          </w:tcPr>
+          <w:p>
+            <w:pPr>
+              <w:spacing w:before="0" w:after="0" w:line="264" w:lineRule="auto"/>
+              <w:jc w:val="center"/>
+            </w:pPr>
+            <w:r>
+              <w:rPr>
+                <w:rFonts w:ascii="Microsoft YaHei" w:hAnsi="Microsoft YaHei" w:eastAsia="Microsoft YaHei"/>
+                <w:b/>
+                <w:sz w:val="17"/>
+              </w:rPr>
+              <w:t>阶段</w:t>
+            </w:r>
+          </w:p>
+        </w:tc>
+        <w:tc>
+          <w:tcPr>
+            <w:tcW w:type="dxa" w:w="2015"/>
+            <w:shd w:fill="D9EAF7"/>
+            <w:vAlign w:val="center"/>
+          </w:tcPr>
+          <w:p>
+            <w:pPr>
+              <w:spacing w:before="0" w:after="0" w:line="264" w:lineRule="auto"/>
+              <w:jc w:val="center"/>
+            </w:pPr>
+            <w:r>
+              <w:rPr>
+                <w:rFonts w:ascii="Microsoft YaHei" w:hAnsi="Microsoft YaHei" w:eastAsia="Microsoft YaHei"/>
+                <w:b/>
+                <w:sz w:val="17"/>
+              </w:rPr>
+              <w:t>技能</w:t>
+            </w:r>
+          </w:p>
+        </w:tc>
+        <w:tc>
+          <w:tcPr>
+            <w:tcW w:type="dxa" w:w="6048"/>
+            <w:shd w:fill="D9EAF7"/>
+            <w:vAlign w:val="center"/>
+          </w:tcPr>
+          <w:p>
+            <w:pPr>
+              <w:spacing w:before="0" w:after="0" w:line="264" w:lineRule="auto"/>
+              <w:jc w:val="center"/>
+            </w:pPr>
+            <w:r>
+              <w:rPr>
+                <w:rFonts w:ascii="Microsoft YaHei" w:hAnsi="Microsoft YaHei" w:eastAsia="Microsoft YaHei"/>
+                <w:b/>
+                <w:sz w:val="17"/>
+              </w:rPr>
+              <w:t>游戏内简短描述</w:t>
+            </w:r>
+          </w:p>
+        </w:tc>
+      </w:tr>
+      <w:tr>
+        <w:tc>
+          <w:tcPr>
+            <w:tcW w:type="dxa" w:w="1152"/>
+            <w:vAlign w:val="center"/>
+          </w:tcPr>
+          <w:p>
+            <w:pPr>
+              <w:spacing w:before="0" w:after="0" w:line="264" w:lineRule="auto"/>
+              <w:jc w:val="center"/>
+            </w:pPr>
+            <w:r>
+              <w:rPr>
+                <w:rFonts w:ascii="Microsoft YaHei" w:hAnsi="Microsoft YaHei" w:eastAsia="Microsoft YaHei"/>
+                <w:b w:val="0"/>
+                <w:sz w:val="17"/>
+              </w:rPr>
+              <w:t>阶段1</w:t>
+            </w:r>
+          </w:p>
+        </w:tc>
+        <w:tc>
+          <w:tcPr>
+            <w:tcW w:type="dxa" w:w="2015"/>
+            <w:vAlign w:val="center"/>
+          </w:tcPr>
+          <w:p>
+            <w:pPr>
+              <w:spacing w:before="0" w:after="0" w:line="264" w:lineRule="auto"/>
+              <w:jc w:val="center"/>
+            </w:pPr>
+            <w:r>
+              <w:rPr>
+                <w:rFonts w:ascii="Microsoft YaHei" w:hAnsi="Microsoft YaHei" w:eastAsia="Microsoft YaHei"/>
+                <w:b/>
+                <w:sz w:val="17"/>
+              </w:rPr>
+              <w:t>仁德援护</w:t>
+            </w:r>
+          </w:p>
+        </w:tc>
+        <w:tc>
+          <w:tcPr>
+            <w:tcW w:type="dxa" w:w="6048"/>
+            <w:vAlign w:val="center"/>
+          </w:tcPr>
+          <w:p>
+            <w:pPr>
+              <w:spacing w:before="0" w:after="0" w:line="264" w:lineRule="auto"/>
+              <w:jc w:val="left"/>
+            </w:pPr>
+            <w:r>
+              <w:rPr>
+                <w:rFonts w:ascii="Microsoft YaHei" w:hAnsi="Microsoft YaHei" w:eastAsia="Microsoft YaHei"/>
+                <w:b w:val="0"/>
+                <w:sz w:val="17"/>
+              </w:rPr>
+              <w:t>治疗最低血友方队长；消耗 1 层仁德时提高治疗量。</w:t>
+            </w:r>
+          </w:p>
+        </w:tc>
+      </w:tr>
+      <w:tr>
+        <w:tc>
+          <w:tcPr>
+            <w:tcW w:type="dxa" w:w="1152"/>
+            <w:vAlign w:val="center"/>
+          </w:tcPr>
+          <w:p>
+            <w:pPr>
+              <w:spacing w:before="0" w:after="0" w:line="264" w:lineRule="auto"/>
+              <w:jc w:val="center"/>
+            </w:pPr>
+            <w:r>
+              <w:rPr>
+                <w:rFonts w:ascii="Microsoft YaHei" w:hAnsi="Microsoft YaHei" w:eastAsia="Microsoft YaHei"/>
+                <w:b w:val="0"/>
+                <w:sz w:val="17"/>
+              </w:rPr>
+              <w:t>阶段1</w:t>
+            </w:r>
+          </w:p>
+        </w:tc>
+        <w:tc>
+          <w:tcPr>
+            <w:tcW w:type="dxa" w:w="2015"/>
+            <w:vAlign w:val="center"/>
+          </w:tcPr>
+          <w:p>
+            <w:pPr>
+              <w:spacing w:before="0" w:after="0" w:line="264" w:lineRule="auto"/>
+              <w:jc w:val="center"/>
+            </w:pPr>
+            <w:r>
+              <w:rPr>
+                <w:rFonts w:ascii="Microsoft YaHei" w:hAnsi="Microsoft YaHei" w:eastAsia="Microsoft YaHei"/>
+                <w:b/>
+                <w:sz w:val="17"/>
+              </w:rPr>
+              <w:t>宽仁</w:t>
+            </w:r>
+          </w:p>
+        </w:tc>
+        <w:tc>
+          <w:tcPr>
+            <w:tcW w:type="dxa" w:w="6048"/>
+            <w:vAlign w:val="center"/>
+          </w:tcPr>
+          <w:p>
+            <w:pPr>
+              <w:spacing w:before="0" w:after="0" w:line="264" w:lineRule="auto"/>
+              <w:jc w:val="left"/>
+            </w:pPr>
+            <w:r>
+              <w:rPr>
+                <w:rFonts w:ascii="Microsoft YaHei" w:hAnsi="Microsoft YaHei" w:eastAsia="Microsoft YaHei"/>
+                <w:b w:val="0"/>
+                <w:sz w:val="17"/>
+              </w:rPr>
+              <w:t>友方队长低于 40% 生命时获得仁德；后排时远程受伤降低。</w:t>
+            </w:r>
+          </w:p>
+        </w:tc>
+      </w:tr>
+      <w:tr>
+        <w:tc>
+          <w:tcPr>
+            <w:tcW w:type="dxa" w:w="1152"/>
+            <w:vAlign w:val="center"/>
+          </w:tcPr>
+          <w:p>
+            <w:pPr>
+              <w:spacing w:before="0" w:after="0" w:line="264" w:lineRule="auto"/>
+              <w:jc w:val="center"/>
+            </w:pPr>
+            <w:r>
+              <w:rPr>
+                <w:rFonts w:ascii="Microsoft YaHei" w:hAnsi="Microsoft YaHei" w:eastAsia="Microsoft YaHei"/>
+                <w:b w:val="0"/>
+                <w:sz w:val="17"/>
+              </w:rPr>
+              <w:t>阶段2</w:t>
+            </w:r>
+          </w:p>
+        </w:tc>
+        <w:tc>
+          <w:tcPr>
+            <w:tcW w:type="dxa" w:w="2015"/>
+            <w:vAlign w:val="center"/>
+          </w:tcPr>
+          <w:p>
+            <w:pPr>
+              <w:spacing w:before="0" w:after="0" w:line="264" w:lineRule="auto"/>
+              <w:jc w:val="center"/>
+            </w:pPr>
+            <w:r>
+              <w:rPr>
+                <w:rFonts w:ascii="Microsoft YaHei" w:hAnsi="Microsoft YaHei" w:eastAsia="Microsoft YaHei"/>
+                <w:b/>
+                <w:sz w:val="17"/>
+              </w:rPr>
+              <w:t>同心护卫</w:t>
+            </w:r>
+          </w:p>
+        </w:tc>
+        <w:tc>
+          <w:tcPr>
+            <w:tcW w:type="dxa" w:w="6048"/>
+            <w:vAlign w:val="center"/>
+          </w:tcPr>
+          <w:p>
+            <w:pPr>
+              <w:spacing w:before="0" w:after="0" w:line="264" w:lineRule="auto"/>
+              <w:jc w:val="left"/>
+            </w:pPr>
+            <w:r>
+              <w:rPr>
+                <w:rFonts w:ascii="Microsoft YaHei" w:hAnsi="Microsoft YaHei" w:eastAsia="Microsoft YaHei"/>
+                <w:b w:val="0"/>
+                <w:sz w:val="17"/>
+              </w:rPr>
+              <w:t>为最低血友方队长提供护盾；消耗 1 层仁德时提高护盾。</w:t>
+            </w:r>
+          </w:p>
+        </w:tc>
+      </w:tr>
+      <w:tr>
+        <w:tc>
+          <w:tcPr>
+            <w:tcW w:type="dxa" w:w="1152"/>
+            <w:vAlign w:val="center"/>
+          </w:tcPr>
+          <w:p>
+            <w:pPr>
+              <w:spacing w:before="0" w:after="0" w:line="264" w:lineRule="auto"/>
+              <w:jc w:val="center"/>
+            </w:pPr>
+            <w:r>
+              <w:rPr>
+                <w:rFonts w:ascii="Microsoft YaHei" w:hAnsi="Microsoft YaHei" w:eastAsia="Microsoft YaHei"/>
+                <w:b w:val="0"/>
+                <w:sz w:val="17"/>
+              </w:rPr>
+              <w:t>阶段2</w:t>
+            </w:r>
+          </w:p>
+        </w:tc>
+        <w:tc>
+          <w:tcPr>
+            <w:tcW w:type="dxa" w:w="2015"/>
+            <w:vAlign w:val="center"/>
+          </w:tcPr>
+          <w:p>
+            <w:pPr>
+              <w:spacing w:before="0" w:after="0" w:line="264" w:lineRule="auto"/>
+              <w:jc w:val="center"/>
+            </w:pPr>
+            <w:r>
+              <w:rPr>
+                <w:rFonts w:ascii="Microsoft YaHei" w:hAnsi="Microsoft YaHei" w:eastAsia="Microsoft YaHei"/>
+                <w:b/>
+                <w:sz w:val="17"/>
+              </w:rPr>
+              <w:t>仁望归心</w:t>
+            </w:r>
+          </w:p>
+        </w:tc>
+        <w:tc>
+          <w:tcPr>
+            <w:tcW w:type="dxa" w:w="6048"/>
+            <w:vAlign w:val="center"/>
+          </w:tcPr>
+          <w:p>
+            <w:pPr>
+              <w:spacing w:before="0" w:after="0" w:line="264" w:lineRule="auto"/>
+              <w:jc w:val="left"/>
+            </w:pPr>
+            <w:r>
+              <w:rPr>
+                <w:rFonts w:ascii="Microsoft YaHei" w:hAnsi="Microsoft YaHei" w:eastAsia="Microsoft YaHei"/>
+                <w:b w:val="0"/>
+                <w:sz w:val="17"/>
+              </w:rPr>
+              <w:t>释放主动后，使最低血友方队长持续恢复 6 秒；有仁德时延长。</w:t>
+            </w:r>
+          </w:p>
+        </w:tc>
+      </w:tr>
+      <w:tr>
+        <w:tc>
+          <w:tcPr>
+            <w:tcW w:type="dxa" w:w="1152"/>
+            <w:vAlign w:val="center"/>
+          </w:tcPr>
+          <w:p>
+            <w:pPr>
+              <w:spacing w:before="0" w:after="0" w:line="264" w:lineRule="auto"/>
+              <w:jc w:val="center"/>
+            </w:pPr>
+            <w:r>
+              <w:rPr>
+                <w:rFonts w:ascii="Microsoft YaHei" w:hAnsi="Microsoft YaHei" w:eastAsia="Microsoft YaHei"/>
+                <w:b w:val="0"/>
+                <w:sz w:val="17"/>
+              </w:rPr>
+              <w:t>阶段3</w:t>
+            </w:r>
+          </w:p>
+        </w:tc>
+        <w:tc>
+          <w:tcPr>
+            <w:tcW w:type="dxa" w:w="2015"/>
+            <w:vAlign w:val="center"/>
+          </w:tcPr>
+          <w:p>
+            <w:pPr>
+              <w:spacing w:before="0" w:after="0" w:line="264" w:lineRule="auto"/>
+              <w:jc w:val="center"/>
+            </w:pPr>
+            <w:r>
+              <w:rPr>
+                <w:rFonts w:ascii="Microsoft YaHei" w:hAnsi="Microsoft YaHei" w:eastAsia="Microsoft YaHei"/>
+                <w:b/>
+                <w:sz w:val="17"/>
+              </w:rPr>
+              <w:t>桃园振军</w:t>
+            </w:r>
+          </w:p>
+        </w:tc>
+        <w:tc>
+          <w:tcPr>
+            <w:tcW w:type="dxa" w:w="6048"/>
+            <w:vAlign w:val="center"/>
+          </w:tcPr>
+          <w:p>
+            <w:pPr>
+              <w:spacing w:before="0" w:after="0" w:line="264" w:lineRule="auto"/>
+              <w:jc w:val="left"/>
+            </w:pPr>
+            <w:r>
+              <w:rPr>
+                <w:rFonts w:ascii="Microsoft YaHei" w:hAnsi="Microsoft YaHei" w:eastAsia="Microsoft YaHei"/>
+                <w:b w:val="0"/>
+                <w:sz w:val="17"/>
+              </w:rPr>
+              <w:t>治疗全体友方队长并清除 1 个普通减益；消耗全部仁德提高治疗量。</w:t>
+            </w:r>
+          </w:p>
+        </w:tc>
+      </w:tr>
+      <w:tr>
+        <w:tc>
+          <w:tcPr>
+            <w:tcW w:type="dxa" w:w="1152"/>
+            <w:vAlign w:val="center"/>
+          </w:tcPr>
+          <w:p>
+            <w:pPr>
+              <w:spacing w:before="0" w:after="0" w:line="264" w:lineRule="auto"/>
+              <w:jc w:val="center"/>
+            </w:pPr>
+            <w:r>
+              <w:rPr>
+                <w:rFonts w:ascii="Microsoft YaHei" w:hAnsi="Microsoft YaHei" w:eastAsia="Microsoft YaHei"/>
+                <w:b w:val="0"/>
+                <w:sz w:val="17"/>
+              </w:rPr>
+              <w:t>阶段3</w:t>
+            </w:r>
+          </w:p>
+        </w:tc>
+        <w:tc>
+          <w:tcPr>
+            <w:tcW w:type="dxa" w:w="2015"/>
+            <w:vAlign w:val="center"/>
+          </w:tcPr>
+          <w:p>
+            <w:pPr>
+              <w:spacing w:before="0" w:after="0" w:line="264" w:lineRule="auto"/>
+              <w:jc w:val="center"/>
+            </w:pPr>
+            <w:r>
+              <w:rPr>
+                <w:rFonts w:ascii="Microsoft YaHei" w:hAnsi="Microsoft YaHei" w:eastAsia="Microsoft YaHei"/>
+                <w:b/>
+                <w:sz w:val="17"/>
+              </w:rPr>
+              <w:t>汉室余泽</w:t>
+            </w:r>
+          </w:p>
+        </w:tc>
+        <w:tc>
+          <w:tcPr>
+            <w:tcW w:type="dxa" w:w="6048"/>
+            <w:vAlign w:val="center"/>
+          </w:tcPr>
+          <w:p>
+            <w:pPr>
+              <w:spacing w:before="0" w:after="0" w:line="264" w:lineRule="auto"/>
+              <w:jc w:val="left"/>
+            </w:pPr>
+            <w:r>
+              <w:rPr>
+                <w:rFonts w:ascii="Microsoft YaHei" w:hAnsi="Microsoft YaHei" w:eastAsia="Microsoft YaHei"/>
+                <w:b w:val="0"/>
+                <w:sz w:val="17"/>
+              </w:rPr>
+              <w:t>友方队长低于 30% 生命时获得护盾，12 秒冷却。</w:t>
             </w:r>
           </w:p>
         </w:tc>
@@ -14573,6 +17821,470 @@
     </w:tbl>
     <w:p>
       <w:pPr>
+        <w:pStyle w:val="6"/>
+      </w:pPr>
+      <w:r>
+        <w:rPr>
+          <w:rFonts w:ascii="Microsoft YaHei" w:hAnsi="Microsoft YaHei" w:eastAsia="Microsoft YaHei"/>
+          <w:b/>
+          <w:sz w:val="20"/>
+        </w:rPr>
+        <w:t>游戏内简短描述建议</w:t>
+      </w:r>
+    </w:p>
+    <w:tbl>
+      <w:tblPr>
+        <w:tblStyle w:val="33"/>
+        <w:tblW w:type="auto" w:w="0"/>
+        <w:jc w:val="center"/>
+        <w:tblLayout w:type="fixed"/>
+        <w:tblLook w:firstColumn="1" w:firstRow="1" w:lastColumn="0" w:lastRow="0" w:noHBand="0" w:noVBand="1" w:val="04A0"/>
+      </w:tblPr>
+      <w:tblGrid>
+        <w:gridCol w:w="4694"/>
+        <w:gridCol w:w="4694"/>
+        <w:gridCol w:w="4694"/>
+      </w:tblGrid>
+      <w:tr>
+        <w:tc>
+          <w:tcPr>
+            <w:tcW w:type="dxa" w:w="1152"/>
+            <w:shd w:fill="D9EAF7"/>
+            <w:vAlign w:val="center"/>
+          </w:tcPr>
+          <w:p>
+            <w:pPr>
+              <w:spacing w:before="0" w:after="0" w:line="264" w:lineRule="auto"/>
+              <w:jc w:val="center"/>
+            </w:pPr>
+            <w:r>
+              <w:rPr>
+                <w:rFonts w:ascii="Microsoft YaHei" w:hAnsi="Microsoft YaHei" w:eastAsia="Microsoft YaHei"/>
+                <w:b/>
+                <w:sz w:val="17"/>
+              </w:rPr>
+              <w:t>阶段</w:t>
+            </w:r>
+          </w:p>
+        </w:tc>
+        <w:tc>
+          <w:tcPr>
+            <w:tcW w:type="dxa" w:w="2015"/>
+            <w:shd w:fill="D9EAF7"/>
+            <w:vAlign w:val="center"/>
+          </w:tcPr>
+          <w:p>
+            <w:pPr>
+              <w:spacing w:before="0" w:after="0" w:line="264" w:lineRule="auto"/>
+              <w:jc w:val="center"/>
+            </w:pPr>
+            <w:r>
+              <w:rPr>
+                <w:rFonts w:ascii="Microsoft YaHei" w:hAnsi="Microsoft YaHei" w:eastAsia="Microsoft YaHei"/>
+                <w:b/>
+                <w:sz w:val="17"/>
+              </w:rPr>
+              <w:t>技能</w:t>
+            </w:r>
+          </w:p>
+        </w:tc>
+        <w:tc>
+          <w:tcPr>
+            <w:tcW w:type="dxa" w:w="6048"/>
+            <w:shd w:fill="D9EAF7"/>
+            <w:vAlign w:val="center"/>
+          </w:tcPr>
+          <w:p>
+            <w:pPr>
+              <w:spacing w:before="0" w:after="0" w:line="264" w:lineRule="auto"/>
+              <w:jc w:val="center"/>
+            </w:pPr>
+            <w:r>
+              <w:rPr>
+                <w:rFonts w:ascii="Microsoft YaHei" w:hAnsi="Microsoft YaHei" w:eastAsia="Microsoft YaHei"/>
+                <w:b/>
+                <w:sz w:val="17"/>
+              </w:rPr>
+              <w:t>游戏内简短描述</w:t>
+            </w:r>
+          </w:p>
+        </w:tc>
+      </w:tr>
+      <w:tr>
+        <w:tc>
+          <w:tcPr>
+            <w:tcW w:type="dxa" w:w="1152"/>
+            <w:vAlign w:val="center"/>
+          </w:tcPr>
+          <w:p>
+            <w:pPr>
+              <w:spacing w:before="0" w:after="0" w:line="264" w:lineRule="auto"/>
+              <w:jc w:val="center"/>
+            </w:pPr>
+            <w:r>
+              <w:rPr>
+                <w:rFonts w:ascii="Microsoft YaHei" w:hAnsi="Microsoft YaHei" w:eastAsia="Microsoft YaHei"/>
+                <w:b w:val="0"/>
+                <w:sz w:val="17"/>
+              </w:rPr>
+              <w:t>阶段1</w:t>
+            </w:r>
+          </w:p>
+        </w:tc>
+        <w:tc>
+          <w:tcPr>
+            <w:tcW w:type="dxa" w:w="2015"/>
+            <w:vAlign w:val="center"/>
+          </w:tcPr>
+          <w:p>
+            <w:pPr>
+              <w:spacing w:before="0" w:after="0" w:line="264" w:lineRule="auto"/>
+              <w:jc w:val="center"/>
+            </w:pPr>
+            <w:r>
+              <w:rPr>
+                <w:rFonts w:ascii="Microsoft YaHei" w:hAnsi="Microsoft YaHei" w:eastAsia="Microsoft YaHei"/>
+                <w:b/>
+                <w:sz w:val="17"/>
+              </w:rPr>
+              <w:t>独目迎击</w:t>
+            </w:r>
+          </w:p>
+        </w:tc>
+        <w:tc>
+          <w:tcPr>
+            <w:tcW w:type="dxa" w:w="6048"/>
+            <w:vAlign w:val="center"/>
+          </w:tcPr>
+          <w:p>
+            <w:pPr>
+              <w:spacing w:before="0" w:after="0" w:line="264" w:lineRule="auto"/>
+              <w:jc w:val="left"/>
+            </w:pPr>
+            <w:r>
+              <w:rPr>
+                <w:rFonts w:ascii="Microsoft YaHei" w:hAnsi="Microsoft YaHei" w:eastAsia="Microsoft YaHei"/>
+                <w:b w:val="0"/>
+                <w:sz w:val="17"/>
+              </w:rPr>
+              <w:t>攻击当前目标并获得护盾；拥有刚烈时提高护盾。</w:t>
+            </w:r>
+          </w:p>
+        </w:tc>
+      </w:tr>
+      <w:tr>
+        <w:tc>
+          <w:tcPr>
+            <w:tcW w:type="dxa" w:w="1152"/>
+            <w:vAlign w:val="center"/>
+          </w:tcPr>
+          <w:p>
+            <w:pPr>
+              <w:spacing w:before="0" w:after="0" w:line="264" w:lineRule="auto"/>
+              <w:jc w:val="center"/>
+            </w:pPr>
+            <w:r>
+              <w:rPr>
+                <w:rFonts w:ascii="Microsoft YaHei" w:hAnsi="Microsoft YaHei" w:eastAsia="Microsoft YaHei"/>
+                <w:b w:val="0"/>
+                <w:sz w:val="17"/>
+              </w:rPr>
+              <w:t>阶段1</w:t>
+            </w:r>
+          </w:p>
+        </w:tc>
+        <w:tc>
+          <w:tcPr>
+            <w:tcW w:type="dxa" w:w="2015"/>
+            <w:vAlign w:val="center"/>
+          </w:tcPr>
+          <w:p>
+            <w:pPr>
+              <w:spacing w:before="0" w:after="0" w:line="264" w:lineRule="auto"/>
+              <w:jc w:val="center"/>
+            </w:pPr>
+            <w:r>
+              <w:rPr>
+                <w:rFonts w:ascii="Microsoft YaHei" w:hAnsi="Microsoft YaHei" w:eastAsia="Microsoft YaHei"/>
+                <w:b/>
+                <w:sz w:val="17"/>
+              </w:rPr>
+              <w:t>刚烈</w:t>
+            </w:r>
+          </w:p>
+        </w:tc>
+        <w:tc>
+          <w:tcPr>
+            <w:tcW w:type="dxa" w:w="6048"/>
+            <w:vAlign w:val="center"/>
+          </w:tcPr>
+          <w:p>
+            <w:pPr>
+              <w:spacing w:before="0" w:after="0" w:line="264" w:lineRule="auto"/>
+              <w:jc w:val="left"/>
+            </w:pPr>
+            <w:r>
+              <w:rPr>
+                <w:rFonts w:ascii="Microsoft YaHei" w:hAnsi="Microsoft YaHei" w:eastAsia="Microsoft YaHei"/>
+                <w:b w:val="0"/>
+                <w:sz w:val="17"/>
+              </w:rPr>
+              <w:t>受近战伤害获得刚烈，最多 4 层；满层时自动反斩。</w:t>
+            </w:r>
+          </w:p>
+        </w:tc>
+      </w:tr>
+      <w:tr>
+        <w:tc>
+          <w:tcPr>
+            <w:tcW w:type="dxa" w:w="1152"/>
+            <w:vAlign w:val="center"/>
+          </w:tcPr>
+          <w:p>
+            <w:pPr>
+              <w:spacing w:before="0" w:after="0" w:line="264" w:lineRule="auto"/>
+              <w:jc w:val="center"/>
+            </w:pPr>
+            <w:r>
+              <w:rPr>
+                <w:rFonts w:ascii="Microsoft YaHei" w:hAnsi="Microsoft YaHei" w:eastAsia="Microsoft YaHei"/>
+                <w:b w:val="0"/>
+                <w:sz w:val="17"/>
+              </w:rPr>
+              <w:t>阶段2</w:t>
+            </w:r>
+          </w:p>
+        </w:tc>
+        <w:tc>
+          <w:tcPr>
+            <w:tcW w:type="dxa" w:w="2015"/>
+            <w:vAlign w:val="center"/>
+          </w:tcPr>
+          <w:p>
+            <w:pPr>
+              <w:spacing w:before="0" w:after="0" w:line="264" w:lineRule="auto"/>
+              <w:jc w:val="center"/>
+            </w:pPr>
+            <w:r>
+              <w:rPr>
+                <w:rFonts w:ascii="Microsoft YaHei" w:hAnsi="Microsoft YaHei" w:eastAsia="Microsoft YaHei"/>
+                <w:b/>
+                <w:sz w:val="17"/>
+              </w:rPr>
+              <w:t>拔矢怒斩</w:t>
+            </w:r>
+          </w:p>
+        </w:tc>
+        <w:tc>
+          <w:tcPr>
+            <w:tcW w:type="dxa" w:w="6048"/>
+            <w:vAlign w:val="center"/>
+          </w:tcPr>
+          <w:p>
+            <w:pPr>
+              <w:spacing w:before="0" w:after="0" w:line="264" w:lineRule="auto"/>
+              <w:jc w:val="left"/>
+            </w:pPr>
+            <w:r>
+              <w:rPr>
+                <w:rFonts w:ascii="Microsoft YaHei" w:hAnsi="Microsoft YaHei" w:eastAsia="Microsoft YaHei"/>
+                <w:b w:val="0"/>
+                <w:sz w:val="17"/>
+              </w:rPr>
+              <w:t>获得 2 层刚烈并攻击当前目标；若满 4 层，立即反斩。</w:t>
+            </w:r>
+          </w:p>
+        </w:tc>
+      </w:tr>
+      <w:tr>
+        <w:tc>
+          <w:tcPr>
+            <w:tcW w:type="dxa" w:w="1152"/>
+            <w:vAlign w:val="center"/>
+          </w:tcPr>
+          <w:p>
+            <w:pPr>
+              <w:spacing w:before="0" w:after="0" w:line="264" w:lineRule="auto"/>
+              <w:jc w:val="center"/>
+            </w:pPr>
+            <w:r>
+              <w:rPr>
+                <w:rFonts w:ascii="Microsoft YaHei" w:hAnsi="Microsoft YaHei" w:eastAsia="Microsoft YaHei"/>
+                <w:b w:val="0"/>
+                <w:sz w:val="17"/>
+              </w:rPr>
+              <w:t>阶段2</w:t>
+            </w:r>
+          </w:p>
+        </w:tc>
+        <w:tc>
+          <w:tcPr>
+            <w:tcW w:type="dxa" w:w="2015"/>
+            <w:vAlign w:val="center"/>
+          </w:tcPr>
+          <w:p>
+            <w:pPr>
+              <w:spacing w:before="0" w:after="0" w:line="264" w:lineRule="auto"/>
+              <w:jc w:val="center"/>
+            </w:pPr>
+            <w:r>
+              <w:rPr>
+                <w:rFonts w:ascii="Microsoft YaHei" w:hAnsi="Microsoft YaHei" w:eastAsia="Microsoft YaHei"/>
+                <w:b/>
+                <w:sz w:val="17"/>
+              </w:rPr>
+              <w:t>独目不退</w:t>
+            </w:r>
+          </w:p>
+        </w:tc>
+        <w:tc>
+          <w:tcPr>
+            <w:tcW w:type="dxa" w:w="6048"/>
+            <w:vAlign w:val="center"/>
+          </w:tcPr>
+          <w:p>
+            <w:pPr>
+              <w:spacing w:before="0" w:after="0" w:line="264" w:lineRule="auto"/>
+              <w:jc w:val="left"/>
+            </w:pPr>
+            <w:r>
+              <w:rPr>
+                <w:rFonts w:ascii="Microsoft YaHei" w:hAnsi="Microsoft YaHei" w:eastAsia="Microsoft YaHei"/>
+                <w:b w:val="0"/>
+                <w:sz w:val="17"/>
+              </w:rPr>
+              <w:t>前排时击退效果 -50%；拥有刚烈时近战受伤 -8%。</w:t>
+            </w:r>
+          </w:p>
+        </w:tc>
+      </w:tr>
+      <w:tr>
+        <w:tc>
+          <w:tcPr>
+            <w:tcW w:type="dxa" w:w="1152"/>
+            <w:vAlign w:val="center"/>
+          </w:tcPr>
+          <w:p>
+            <w:pPr>
+              <w:spacing w:before="0" w:after="0" w:line="264" w:lineRule="auto"/>
+              <w:jc w:val="center"/>
+            </w:pPr>
+            <w:r>
+              <w:rPr>
+                <w:rFonts w:ascii="Microsoft YaHei" w:hAnsi="Microsoft YaHei" w:eastAsia="Microsoft YaHei"/>
+                <w:b w:val="0"/>
+                <w:sz w:val="17"/>
+              </w:rPr>
+              <w:t>阶段3</w:t>
+            </w:r>
+          </w:p>
+        </w:tc>
+        <w:tc>
+          <w:tcPr>
+            <w:tcW w:type="dxa" w:w="2015"/>
+            <w:vAlign w:val="center"/>
+          </w:tcPr>
+          <w:p>
+            <w:pPr>
+              <w:spacing w:before="0" w:after="0" w:line="264" w:lineRule="auto"/>
+              <w:jc w:val="center"/>
+            </w:pPr>
+            <w:r>
+              <w:rPr>
+                <w:rFonts w:ascii="Microsoft YaHei" w:hAnsi="Microsoft YaHei" w:eastAsia="Microsoft YaHei"/>
+                <w:b/>
+                <w:sz w:val="17"/>
+              </w:rPr>
+              <w:t>裂阵反扑</w:t>
+            </w:r>
+          </w:p>
+        </w:tc>
+        <w:tc>
+          <w:tcPr>
+            <w:tcW w:type="dxa" w:w="6048"/>
+            <w:vAlign w:val="center"/>
+          </w:tcPr>
+          <w:p>
+            <w:pPr>
+              <w:spacing w:before="0" w:after="0" w:line="264" w:lineRule="auto"/>
+              <w:jc w:val="left"/>
+            </w:pPr>
+            <w:r>
+              <w:rPr>
+                <w:rFonts w:ascii="Microsoft YaHei" w:hAnsi="Microsoft YaHei" w:eastAsia="Microsoft YaHei"/>
+                <w:b w:val="0"/>
+                <w:sz w:val="17"/>
+              </w:rPr>
+              <w:t>反扑当前一路最多 3 名敌人并击退；每层刚烈提高伤害，释放后消耗全部刚烈。</w:t>
+            </w:r>
+          </w:p>
+        </w:tc>
+      </w:tr>
+      <w:tr>
+        <w:tc>
+          <w:tcPr>
+            <w:tcW w:type="dxa" w:w="1152"/>
+            <w:vAlign w:val="center"/>
+          </w:tcPr>
+          <w:p>
+            <w:pPr>
+              <w:spacing w:before="0" w:after="0" w:line="264" w:lineRule="auto"/>
+              <w:jc w:val="center"/>
+            </w:pPr>
+            <w:r>
+              <w:rPr>
+                <w:rFonts w:ascii="Microsoft YaHei" w:hAnsi="Microsoft YaHei" w:eastAsia="Microsoft YaHei"/>
+                <w:b w:val="0"/>
+                <w:sz w:val="17"/>
+              </w:rPr>
+              <w:t>阶段3</w:t>
+            </w:r>
+          </w:p>
+        </w:tc>
+        <w:tc>
+          <w:tcPr>
+            <w:tcW w:type="dxa" w:w="2015"/>
+            <w:vAlign w:val="center"/>
+          </w:tcPr>
+          <w:p>
+            <w:pPr>
+              <w:spacing w:before="0" w:after="0" w:line="264" w:lineRule="auto"/>
+              <w:jc w:val="center"/>
+            </w:pPr>
+            <w:r>
+              <w:rPr>
+                <w:rFonts w:ascii="Microsoft YaHei" w:hAnsi="Microsoft YaHei" w:eastAsia="Microsoft YaHei"/>
+                <w:b/>
+                <w:sz w:val="17"/>
+              </w:rPr>
+              <w:t>以伤换势</w:t>
+            </w:r>
+          </w:p>
+        </w:tc>
+        <w:tc>
+          <w:tcPr>
+            <w:tcW w:type="dxa" w:w="6048"/>
+            <w:vAlign w:val="center"/>
+          </w:tcPr>
+          <w:p>
+            <w:pPr>
+              <w:spacing w:before="0" w:after="0" w:line="264" w:lineRule="auto"/>
+              <w:jc w:val="left"/>
+            </w:pPr>
+            <w:r>
+              <w:rPr>
+                <w:rFonts w:ascii="Microsoft YaHei" w:hAnsi="Microsoft YaHei" w:eastAsia="Microsoft YaHei"/>
+                <w:b w:val="0"/>
+                <w:sz w:val="17"/>
+              </w:rPr>
+              <w:t>触发反斩后，下一次主动技能伤害 +20%。</w:t>
+            </w:r>
+          </w:p>
+        </w:tc>
+      </w:tr>
+    </w:tbl>
+    <w:p>
+      <w:pPr>
         <w:spacing w:before="120" w:after="100"/>
       </w:pPr>
       <w:r>
@@ -16339,6 +20051,470 @@
                 <w:sz w:val="15"/>
               </w:rPr>
               <w:t>司马懿进入“定局”状态时，其小队远程小兵在 6 秒内对正在攻击的敌方队长造成的伤害提高 25%。</w:t>
+            </w:r>
+          </w:p>
+        </w:tc>
+      </w:tr>
+    </w:tbl>
+    <w:p>
+      <w:pPr>
+        <w:pStyle w:val="6"/>
+      </w:pPr>
+      <w:r>
+        <w:rPr>
+          <w:rFonts w:ascii="Microsoft YaHei" w:hAnsi="Microsoft YaHei" w:eastAsia="Microsoft YaHei"/>
+          <w:b/>
+          <w:sz w:val="20"/>
+        </w:rPr>
+        <w:t>游戏内简短描述建议</w:t>
+      </w:r>
+    </w:p>
+    <w:tbl>
+      <w:tblPr>
+        <w:tblStyle w:val="33"/>
+        <w:tblW w:type="auto" w:w="0"/>
+        <w:jc w:val="center"/>
+        <w:tblLayout w:type="fixed"/>
+        <w:tblLook w:firstColumn="1" w:firstRow="1" w:lastColumn="0" w:lastRow="0" w:noHBand="0" w:noVBand="1" w:val="04A0"/>
+      </w:tblPr>
+      <w:tblGrid>
+        <w:gridCol w:w="4694"/>
+        <w:gridCol w:w="4694"/>
+        <w:gridCol w:w="4694"/>
+      </w:tblGrid>
+      <w:tr>
+        <w:tc>
+          <w:tcPr>
+            <w:tcW w:type="dxa" w:w="1152"/>
+            <w:shd w:fill="D9EAF7"/>
+            <w:vAlign w:val="center"/>
+          </w:tcPr>
+          <w:p>
+            <w:pPr>
+              <w:spacing w:before="0" w:after="0" w:line="264" w:lineRule="auto"/>
+              <w:jc w:val="center"/>
+            </w:pPr>
+            <w:r>
+              <w:rPr>
+                <w:rFonts w:ascii="Microsoft YaHei" w:hAnsi="Microsoft YaHei" w:eastAsia="Microsoft YaHei"/>
+                <w:b/>
+                <w:sz w:val="17"/>
+              </w:rPr>
+              <w:t>阶段</w:t>
+            </w:r>
+          </w:p>
+        </w:tc>
+        <w:tc>
+          <w:tcPr>
+            <w:tcW w:type="dxa" w:w="2015"/>
+            <w:shd w:fill="D9EAF7"/>
+            <w:vAlign w:val="center"/>
+          </w:tcPr>
+          <w:p>
+            <w:pPr>
+              <w:spacing w:before="0" w:after="0" w:line="264" w:lineRule="auto"/>
+              <w:jc w:val="center"/>
+            </w:pPr>
+            <w:r>
+              <w:rPr>
+                <w:rFonts w:ascii="Microsoft YaHei" w:hAnsi="Microsoft YaHei" w:eastAsia="Microsoft YaHei"/>
+                <w:b/>
+                <w:sz w:val="17"/>
+              </w:rPr>
+              <w:t>技能</w:t>
+            </w:r>
+          </w:p>
+        </w:tc>
+        <w:tc>
+          <w:tcPr>
+            <w:tcW w:type="dxa" w:w="6048"/>
+            <w:shd w:fill="D9EAF7"/>
+            <w:vAlign w:val="center"/>
+          </w:tcPr>
+          <w:p>
+            <w:pPr>
+              <w:spacing w:before="0" w:after="0" w:line="264" w:lineRule="auto"/>
+              <w:jc w:val="center"/>
+            </w:pPr>
+            <w:r>
+              <w:rPr>
+                <w:rFonts w:ascii="Microsoft YaHei" w:hAnsi="Microsoft YaHei" w:eastAsia="Microsoft YaHei"/>
+                <w:b/>
+                <w:sz w:val="17"/>
+              </w:rPr>
+              <w:t>游戏内简短描述</w:t>
+            </w:r>
+          </w:p>
+        </w:tc>
+      </w:tr>
+      <w:tr>
+        <w:tc>
+          <w:tcPr>
+            <w:tcW w:type="dxa" w:w="1152"/>
+            <w:vAlign w:val="center"/>
+          </w:tcPr>
+          <w:p>
+            <w:pPr>
+              <w:spacing w:before="0" w:after="0" w:line="264" w:lineRule="auto"/>
+              <w:jc w:val="center"/>
+            </w:pPr>
+            <w:r>
+              <w:rPr>
+                <w:rFonts w:ascii="Microsoft YaHei" w:hAnsi="Microsoft YaHei" w:eastAsia="Microsoft YaHei"/>
+                <w:b w:val="0"/>
+                <w:sz w:val="17"/>
+              </w:rPr>
+              <w:t>阶段1</w:t>
+            </w:r>
+          </w:p>
+        </w:tc>
+        <w:tc>
+          <w:tcPr>
+            <w:tcW w:type="dxa" w:w="2015"/>
+            <w:vAlign w:val="center"/>
+          </w:tcPr>
+          <w:p>
+            <w:pPr>
+              <w:spacing w:before="0" w:after="0" w:line="264" w:lineRule="auto"/>
+              <w:jc w:val="center"/>
+            </w:pPr>
+            <w:r>
+              <w:rPr>
+                <w:rFonts w:ascii="Microsoft YaHei" w:hAnsi="Microsoft YaHei" w:eastAsia="Microsoft YaHei"/>
+                <w:b/>
+                <w:sz w:val="17"/>
+              </w:rPr>
+              <w:t>鹰视</w:t>
+            </w:r>
+          </w:p>
+        </w:tc>
+        <w:tc>
+          <w:tcPr>
+            <w:tcW w:type="dxa" w:w="6048"/>
+            <w:vAlign w:val="center"/>
+          </w:tcPr>
+          <w:p>
+            <w:pPr>
+              <w:spacing w:before="0" w:after="0" w:line="264" w:lineRule="auto"/>
+              <w:jc w:val="left"/>
+            </w:pPr>
+            <w:r>
+              <w:rPr>
+                <w:rFonts w:ascii="Microsoft YaHei" w:hAnsi="Microsoft YaHei" w:eastAsia="Microsoft YaHei"/>
+                <w:b w:val="0"/>
+                <w:sz w:val="17"/>
+              </w:rPr>
+              <w:t>对指定队长造成 240% 法术伤害，并使其受到司马懿伤害 +12%；定局时强化。</w:t>
+            </w:r>
+          </w:p>
+        </w:tc>
+      </w:tr>
+      <w:tr>
+        <w:tc>
+          <w:tcPr>
+            <w:tcW w:type="dxa" w:w="1152"/>
+            <w:vAlign w:val="center"/>
+          </w:tcPr>
+          <w:p>
+            <w:pPr>
+              <w:spacing w:before="0" w:after="0" w:line="264" w:lineRule="auto"/>
+              <w:jc w:val="center"/>
+            </w:pPr>
+            <w:r>
+              <w:rPr>
+                <w:rFonts w:ascii="Microsoft YaHei" w:hAnsi="Microsoft YaHei" w:eastAsia="Microsoft YaHei"/>
+                <w:b w:val="0"/>
+                <w:sz w:val="17"/>
+              </w:rPr>
+              <w:t>阶段1</w:t>
+            </w:r>
+          </w:p>
+        </w:tc>
+        <w:tc>
+          <w:tcPr>
+            <w:tcW w:type="dxa" w:w="2015"/>
+            <w:vAlign w:val="center"/>
+          </w:tcPr>
+          <w:p>
+            <w:pPr>
+              <w:spacing w:before="0" w:after="0" w:line="264" w:lineRule="auto"/>
+              <w:jc w:val="center"/>
+            </w:pPr>
+            <w:r>
+              <w:rPr>
+                <w:rFonts w:ascii="Microsoft YaHei" w:hAnsi="Microsoft YaHei" w:eastAsia="Microsoft YaHei"/>
+                <w:b/>
+                <w:sz w:val="17"/>
+              </w:rPr>
+              <w:t>深谋远虑</w:t>
+            </w:r>
+          </w:p>
+        </w:tc>
+        <w:tc>
+          <w:tcPr>
+            <w:tcW w:type="dxa" w:w="6048"/>
+            <w:vAlign w:val="center"/>
+          </w:tcPr>
+          <w:p>
+            <w:pPr>
+              <w:spacing w:before="0" w:after="0" w:line="264" w:lineRule="auto"/>
+              <w:jc w:val="left"/>
+            </w:pPr>
+            <w:r>
+              <w:rPr>
+                <w:rFonts w:ascii="Microsoft YaHei" w:hAnsi="Microsoft YaHei" w:eastAsia="Microsoft YaHei"/>
+                <w:b w:val="0"/>
+                <w:sz w:val="17"/>
+              </w:rPr>
+              <w:t>每释放 1 次主动技能，获得 1 层筹谋，最多 3 层。</w:t>
+            </w:r>
+          </w:p>
+        </w:tc>
+      </w:tr>
+      <w:tr>
+        <w:tc>
+          <w:tcPr>
+            <w:tcW w:type="dxa" w:w="1152"/>
+            <w:vAlign w:val="center"/>
+          </w:tcPr>
+          <w:p>
+            <w:pPr>
+              <w:spacing w:before="0" w:after="0" w:line="264" w:lineRule="auto"/>
+              <w:jc w:val="center"/>
+            </w:pPr>
+            <w:r>
+              <w:rPr>
+                <w:rFonts w:ascii="Microsoft YaHei" w:hAnsi="Microsoft YaHei" w:eastAsia="Microsoft YaHei"/>
+                <w:b w:val="0"/>
+                <w:sz w:val="17"/>
+              </w:rPr>
+              <w:t>阶段2</w:t>
+            </w:r>
+          </w:p>
+        </w:tc>
+        <w:tc>
+          <w:tcPr>
+            <w:tcW w:type="dxa" w:w="2015"/>
+            <w:vAlign w:val="center"/>
+          </w:tcPr>
+          <w:p>
+            <w:pPr>
+              <w:spacing w:before="0" w:after="0" w:line="264" w:lineRule="auto"/>
+              <w:jc w:val="center"/>
+            </w:pPr>
+            <w:r>
+              <w:rPr>
+                <w:rFonts w:ascii="Microsoft YaHei" w:hAnsi="Microsoft YaHei" w:eastAsia="Microsoft YaHei"/>
+                <w:b/>
+                <w:sz w:val="17"/>
+              </w:rPr>
+              <w:t>缚心</w:t>
+            </w:r>
+          </w:p>
+        </w:tc>
+        <w:tc>
+          <w:tcPr>
+            <w:tcW w:type="dxa" w:w="6048"/>
+            <w:vAlign w:val="center"/>
+          </w:tcPr>
+          <w:p>
+            <w:pPr>
+              <w:spacing w:before="0" w:after="0" w:line="264" w:lineRule="auto"/>
+              <w:jc w:val="left"/>
+            </w:pPr>
+            <w:r>
+              <w:rPr>
+                <w:rFonts w:ascii="Microsoft YaHei" w:hAnsi="Microsoft YaHei" w:eastAsia="Microsoft YaHei"/>
+                <w:b w:val="0"/>
+                <w:sz w:val="17"/>
+              </w:rPr>
+              <w:t>对指定队长造成 120% 法术伤害，并使其伤害 -20%、攻速 -25%，持续 5 秒；定局时强化。</w:t>
+            </w:r>
+          </w:p>
+        </w:tc>
+      </w:tr>
+      <w:tr>
+        <w:tc>
+          <w:tcPr>
+            <w:tcW w:type="dxa" w:w="1152"/>
+            <w:vAlign w:val="center"/>
+          </w:tcPr>
+          <w:p>
+            <w:pPr>
+              <w:spacing w:before="0" w:after="0" w:line="264" w:lineRule="auto"/>
+              <w:jc w:val="center"/>
+            </w:pPr>
+            <w:r>
+              <w:rPr>
+                <w:rFonts w:ascii="Microsoft YaHei" w:hAnsi="Microsoft YaHei" w:eastAsia="Microsoft YaHei"/>
+                <w:b w:val="0"/>
+                <w:sz w:val="17"/>
+              </w:rPr>
+              <w:t>阶段2</w:t>
+            </w:r>
+          </w:p>
+        </w:tc>
+        <w:tc>
+          <w:tcPr>
+            <w:tcW w:type="dxa" w:w="2015"/>
+            <w:vAlign w:val="center"/>
+          </w:tcPr>
+          <w:p>
+            <w:pPr>
+              <w:spacing w:before="0" w:after="0" w:line="264" w:lineRule="auto"/>
+              <w:jc w:val="center"/>
+            </w:pPr>
+            <w:r>
+              <w:rPr>
+                <w:rFonts w:ascii="Microsoft YaHei" w:hAnsi="Microsoft YaHei" w:eastAsia="Microsoft YaHei"/>
+                <w:b/>
+                <w:sz w:val="17"/>
+              </w:rPr>
+              <w:t>隐忍待变</w:t>
+            </w:r>
+          </w:p>
+        </w:tc>
+        <w:tc>
+          <w:tcPr>
+            <w:tcW w:type="dxa" w:w="6048"/>
+            <w:vAlign w:val="center"/>
+          </w:tcPr>
+          <w:p>
+            <w:pPr>
+              <w:spacing w:before="0" w:after="0" w:line="264" w:lineRule="auto"/>
+              <w:jc w:val="left"/>
+            </w:pPr>
+            <w:r>
+              <w:rPr>
+                <w:rFonts w:ascii="Microsoft YaHei" w:hAnsi="Microsoft YaHei" w:eastAsia="Microsoft YaHei"/>
+                <w:b w:val="0"/>
+                <w:sz w:val="17"/>
+              </w:rPr>
+              <w:t>首次低于 45% 生命时，获得 25% 最大生命护盾，持续 8 秒；每波 1 次。</w:t>
+            </w:r>
+          </w:p>
+        </w:tc>
+      </w:tr>
+      <w:tr>
+        <w:tc>
+          <w:tcPr>
+            <w:tcW w:type="dxa" w:w="1152"/>
+            <w:vAlign w:val="center"/>
+          </w:tcPr>
+          <w:p>
+            <w:pPr>
+              <w:spacing w:before="0" w:after="0" w:line="264" w:lineRule="auto"/>
+              <w:jc w:val="center"/>
+            </w:pPr>
+            <w:r>
+              <w:rPr>
+                <w:rFonts w:ascii="Microsoft YaHei" w:hAnsi="Microsoft YaHei" w:eastAsia="Microsoft YaHei"/>
+                <w:b w:val="0"/>
+                <w:sz w:val="17"/>
+              </w:rPr>
+              <w:t>阶段3</w:t>
+            </w:r>
+          </w:p>
+        </w:tc>
+        <w:tc>
+          <w:tcPr>
+            <w:tcW w:type="dxa" w:w="2015"/>
+            <w:vAlign w:val="center"/>
+          </w:tcPr>
+          <w:p>
+            <w:pPr>
+              <w:spacing w:before="0" w:after="0" w:line="264" w:lineRule="auto"/>
+              <w:jc w:val="center"/>
+            </w:pPr>
+            <w:r>
+              <w:rPr>
+                <w:rFonts w:ascii="Microsoft YaHei" w:hAnsi="Microsoft YaHei" w:eastAsia="Microsoft YaHei"/>
+                <w:b/>
+                <w:sz w:val="17"/>
+              </w:rPr>
+              <w:t>冢虎决</w:t>
+            </w:r>
+          </w:p>
+        </w:tc>
+        <w:tc>
+          <w:tcPr>
+            <w:tcW w:type="dxa" w:w="6048"/>
+            <w:vAlign w:val="center"/>
+          </w:tcPr>
+          <w:p>
+            <w:pPr>
+              <w:spacing w:before="0" w:after="0" w:line="264" w:lineRule="auto"/>
+              <w:jc w:val="left"/>
+            </w:pPr>
+            <w:r>
+              <w:rPr>
+                <w:rFonts w:ascii="Microsoft YaHei" w:hAnsi="Microsoft YaHei" w:eastAsia="Microsoft YaHei"/>
+                <w:b w:val="0"/>
+                <w:sz w:val="17"/>
+              </w:rPr>
+              <w:t>对指定队长造成 300% 法术伤害；目标有鹰视/缚心时提高至 450%；定局时强化。</w:t>
+            </w:r>
+          </w:p>
+        </w:tc>
+      </w:tr>
+      <w:tr>
+        <w:tc>
+          <w:tcPr>
+            <w:tcW w:type="dxa" w:w="1152"/>
+            <w:vAlign w:val="center"/>
+          </w:tcPr>
+          <w:p>
+            <w:pPr>
+              <w:spacing w:before="0" w:after="0" w:line="264" w:lineRule="auto"/>
+              <w:jc w:val="center"/>
+            </w:pPr>
+            <w:r>
+              <w:rPr>
+                <w:rFonts w:ascii="Microsoft YaHei" w:hAnsi="Microsoft YaHei" w:eastAsia="Microsoft YaHei"/>
+                <w:b w:val="0"/>
+                <w:sz w:val="17"/>
+              </w:rPr>
+              <w:t>阶段3</w:t>
+            </w:r>
+          </w:p>
+        </w:tc>
+        <w:tc>
+          <w:tcPr>
+            <w:tcW w:type="dxa" w:w="2015"/>
+            <w:vAlign w:val="center"/>
+          </w:tcPr>
+          <w:p>
+            <w:pPr>
+              <w:spacing w:before="0" w:after="0" w:line="264" w:lineRule="auto"/>
+              <w:jc w:val="center"/>
+            </w:pPr>
+            <w:r>
+              <w:rPr>
+                <w:rFonts w:ascii="Microsoft YaHei" w:hAnsi="Microsoft YaHei" w:eastAsia="Microsoft YaHei"/>
+                <w:b/>
+                <w:sz w:val="17"/>
+              </w:rPr>
+              <w:t>将略统军</w:t>
+            </w:r>
+          </w:p>
+        </w:tc>
+        <w:tc>
+          <w:tcPr>
+            <w:tcW w:type="dxa" w:w="6048"/>
+            <w:vAlign w:val="center"/>
+          </w:tcPr>
+          <w:p>
+            <w:pPr>
+              <w:spacing w:before="0" w:after="0" w:line="264" w:lineRule="auto"/>
+              <w:jc w:val="left"/>
+            </w:pPr>
+            <w:r>
+              <w:rPr>
+                <w:rFonts w:ascii="Microsoft YaHei" w:hAnsi="Microsoft YaHei" w:eastAsia="Microsoft YaHei"/>
+                <w:b w:val="0"/>
+                <w:sz w:val="17"/>
+              </w:rPr>
+              <w:t>进入定局时，小队远程兵对敌方队长伤害 +25%，持续 6 秒。</w:t>
             </w:r>
           </w:p>
         </w:tc>
@@ -18115,6 +22291,470 @@
               <w:t>甘宁的主动技能命中敌方队长后，其小队近战小兵在 6 秒内对该队长造成的伤害提高 25%，但不会改变小兵原本的攻击目标。</w:t>
             </w:r>
             <w:bookmarkEnd w:id="0"/>
+          </w:p>
+        </w:tc>
+      </w:tr>
+    </w:tbl>
+    <w:p>
+      <w:pPr>
+        <w:pStyle w:val="6"/>
+      </w:pPr>
+      <w:r>
+        <w:rPr>
+          <w:rFonts w:ascii="Microsoft YaHei" w:hAnsi="Microsoft YaHei" w:eastAsia="Microsoft YaHei"/>
+          <w:b/>
+          <w:sz w:val="20"/>
+        </w:rPr>
+        <w:t>游戏内简短描述建议</w:t>
+      </w:r>
+    </w:p>
+    <w:tbl>
+      <w:tblPr>
+        <w:tblStyle w:val="33"/>
+        <w:tblW w:type="auto" w:w="0"/>
+        <w:jc w:val="center"/>
+        <w:tblLayout w:type="fixed"/>
+        <w:tblLook w:firstColumn="1" w:firstRow="1" w:lastColumn="0" w:lastRow="0" w:noHBand="0" w:noVBand="1" w:val="04A0"/>
+      </w:tblPr>
+      <w:tblGrid>
+        <w:gridCol w:w="4694"/>
+        <w:gridCol w:w="4694"/>
+        <w:gridCol w:w="4694"/>
+      </w:tblGrid>
+      <w:tr>
+        <w:tc>
+          <w:tcPr>
+            <w:tcW w:type="dxa" w:w="1152"/>
+            <w:shd w:fill="D9EAF7"/>
+            <w:vAlign w:val="center"/>
+          </w:tcPr>
+          <w:p>
+            <w:pPr>
+              <w:spacing w:before="0" w:after="0" w:line="264" w:lineRule="auto"/>
+              <w:jc w:val="center"/>
+            </w:pPr>
+            <w:r>
+              <w:rPr>
+                <w:rFonts w:ascii="Microsoft YaHei" w:hAnsi="Microsoft YaHei" w:eastAsia="Microsoft YaHei"/>
+                <w:b/>
+                <w:sz w:val="17"/>
+              </w:rPr>
+              <w:t>阶段</w:t>
+            </w:r>
+          </w:p>
+        </w:tc>
+        <w:tc>
+          <w:tcPr>
+            <w:tcW w:type="dxa" w:w="2015"/>
+            <w:shd w:fill="D9EAF7"/>
+            <w:vAlign w:val="center"/>
+          </w:tcPr>
+          <w:p>
+            <w:pPr>
+              <w:spacing w:before="0" w:after="0" w:line="264" w:lineRule="auto"/>
+              <w:jc w:val="center"/>
+            </w:pPr>
+            <w:r>
+              <w:rPr>
+                <w:rFonts w:ascii="Microsoft YaHei" w:hAnsi="Microsoft YaHei" w:eastAsia="Microsoft YaHei"/>
+                <w:b/>
+                <w:sz w:val="17"/>
+              </w:rPr>
+              <w:t>技能</w:t>
+            </w:r>
+          </w:p>
+        </w:tc>
+        <w:tc>
+          <w:tcPr>
+            <w:tcW w:type="dxa" w:w="6048"/>
+            <w:shd w:fill="D9EAF7"/>
+            <w:vAlign w:val="center"/>
+          </w:tcPr>
+          <w:p>
+            <w:pPr>
+              <w:spacing w:before="0" w:after="0" w:line="264" w:lineRule="auto"/>
+              <w:jc w:val="center"/>
+            </w:pPr>
+            <w:r>
+              <w:rPr>
+                <w:rFonts w:ascii="Microsoft YaHei" w:hAnsi="Microsoft YaHei" w:eastAsia="Microsoft YaHei"/>
+                <w:b/>
+                <w:sz w:val="17"/>
+              </w:rPr>
+              <w:t>游戏内简短描述</w:t>
+            </w:r>
+          </w:p>
+        </w:tc>
+      </w:tr>
+      <w:tr>
+        <w:tc>
+          <w:tcPr>
+            <w:tcW w:type="dxa" w:w="1152"/>
+            <w:vAlign w:val="center"/>
+          </w:tcPr>
+          <w:p>
+            <w:pPr>
+              <w:spacing w:before="0" w:after="0" w:line="264" w:lineRule="auto"/>
+              <w:jc w:val="center"/>
+            </w:pPr>
+            <w:r>
+              <w:rPr>
+                <w:rFonts w:ascii="Microsoft YaHei" w:hAnsi="Microsoft YaHei" w:eastAsia="Microsoft YaHei"/>
+                <w:b w:val="0"/>
+                <w:sz w:val="17"/>
+              </w:rPr>
+              <w:t>阶段1</w:t>
+            </w:r>
+          </w:p>
+        </w:tc>
+        <w:tc>
+          <w:tcPr>
+            <w:tcW w:type="dxa" w:w="2015"/>
+            <w:vAlign w:val="center"/>
+          </w:tcPr>
+          <w:p>
+            <w:pPr>
+              <w:spacing w:before="0" w:after="0" w:line="264" w:lineRule="auto"/>
+              <w:jc w:val="center"/>
+            </w:pPr>
+            <w:r>
+              <w:rPr>
+                <w:rFonts w:ascii="Microsoft YaHei" w:hAnsi="Microsoft YaHei" w:eastAsia="Microsoft YaHei"/>
+                <w:b/>
+                <w:sz w:val="17"/>
+              </w:rPr>
+              <w:t>锦帆连铳</w:t>
+            </w:r>
+          </w:p>
+        </w:tc>
+        <w:tc>
+          <w:tcPr>
+            <w:tcW w:type="dxa" w:w="6048"/>
+            <w:vAlign w:val="center"/>
+          </w:tcPr>
+          <w:p>
+            <w:pPr>
+              <w:spacing w:before="0" w:after="0" w:line="264" w:lineRule="auto"/>
+              <w:jc w:val="left"/>
+            </w:pPr>
+            <w:r>
+              <w:rPr>
+                <w:rFonts w:ascii="Microsoft YaHei" w:hAnsi="Microsoft YaHei" w:eastAsia="Microsoft YaHei"/>
+                <w:b w:val="0"/>
+                <w:sz w:val="17"/>
+              </w:rPr>
+              <w:t>对指定队长连续射击 3 次，每次 85% 物理伤害；满膛时 5 次、每次 95%。</w:t>
+            </w:r>
+          </w:p>
+        </w:tc>
+      </w:tr>
+      <w:tr>
+        <w:tc>
+          <w:tcPr>
+            <w:tcW w:type="dxa" w:w="1152"/>
+            <w:vAlign w:val="center"/>
+          </w:tcPr>
+          <w:p>
+            <w:pPr>
+              <w:spacing w:before="0" w:after="0" w:line="264" w:lineRule="auto"/>
+              <w:jc w:val="center"/>
+            </w:pPr>
+            <w:r>
+              <w:rPr>
+                <w:rFonts w:ascii="Microsoft YaHei" w:hAnsi="Microsoft YaHei" w:eastAsia="Microsoft YaHei"/>
+                <w:b w:val="0"/>
+                <w:sz w:val="17"/>
+              </w:rPr>
+              <w:t>阶段1</w:t>
+            </w:r>
+          </w:p>
+        </w:tc>
+        <w:tc>
+          <w:tcPr>
+            <w:tcW w:type="dxa" w:w="2015"/>
+            <w:vAlign w:val="center"/>
+          </w:tcPr>
+          <w:p>
+            <w:pPr>
+              <w:spacing w:before="0" w:after="0" w:line="264" w:lineRule="auto"/>
+              <w:jc w:val="center"/>
+            </w:pPr>
+            <w:r>
+              <w:rPr>
+                <w:rFonts w:ascii="Microsoft YaHei" w:hAnsi="Microsoft YaHei" w:eastAsia="Microsoft YaHei"/>
+                <w:b/>
+                <w:sz w:val="17"/>
+              </w:rPr>
+              <w:t>火药装填</w:t>
+            </w:r>
+          </w:p>
+        </w:tc>
+        <w:tc>
+          <w:tcPr>
+            <w:tcW w:type="dxa" w:w="6048"/>
+            <w:vAlign w:val="center"/>
+          </w:tcPr>
+          <w:p>
+            <w:pPr>
+              <w:spacing w:before="0" w:after="0" w:line="264" w:lineRule="auto"/>
+              <w:jc w:val="left"/>
+            </w:pPr>
+            <w:r>
+              <w:rPr>
+                <w:rFonts w:ascii="Microsoft YaHei" w:hAnsi="Microsoft YaHei" w:eastAsia="Microsoft YaHei"/>
+                <w:b w:val="0"/>
+                <w:sz w:val="17"/>
+              </w:rPr>
+              <w:t>每普攻命中 3 次获得 1 层火药，最多 3 层。</w:t>
+            </w:r>
+          </w:p>
+        </w:tc>
+      </w:tr>
+      <w:tr>
+        <w:tc>
+          <w:tcPr>
+            <w:tcW w:type="dxa" w:w="1152"/>
+            <w:vAlign w:val="center"/>
+          </w:tcPr>
+          <w:p>
+            <w:pPr>
+              <w:spacing w:before="0" w:after="0" w:line="264" w:lineRule="auto"/>
+              <w:jc w:val="center"/>
+            </w:pPr>
+            <w:r>
+              <w:rPr>
+                <w:rFonts w:ascii="Microsoft YaHei" w:hAnsi="Microsoft YaHei" w:eastAsia="Microsoft YaHei"/>
+                <w:b w:val="0"/>
+                <w:sz w:val="17"/>
+              </w:rPr>
+              <w:t>阶段2</w:t>
+            </w:r>
+          </w:p>
+        </w:tc>
+        <w:tc>
+          <w:tcPr>
+            <w:tcW w:type="dxa" w:w="2015"/>
+            <w:vAlign w:val="center"/>
+          </w:tcPr>
+          <w:p>
+            <w:pPr>
+              <w:spacing w:before="0" w:after="0" w:line="264" w:lineRule="auto"/>
+              <w:jc w:val="center"/>
+            </w:pPr>
+            <w:r>
+              <w:rPr>
+                <w:rFonts w:ascii="Microsoft YaHei" w:hAnsi="Microsoft YaHei" w:eastAsia="Microsoft YaHei"/>
+                <w:b/>
+                <w:sz w:val="17"/>
+              </w:rPr>
+              <w:t>震胆铳击</w:t>
+            </w:r>
+          </w:p>
+        </w:tc>
+        <w:tc>
+          <w:tcPr>
+            <w:tcW w:type="dxa" w:w="6048"/>
+            <w:vAlign w:val="center"/>
+          </w:tcPr>
+          <w:p>
+            <w:pPr>
+              <w:spacing w:before="0" w:after="0" w:line="264" w:lineRule="auto"/>
+              <w:jc w:val="left"/>
+            </w:pPr>
+            <w:r>
+              <w:rPr>
+                <w:rFonts w:ascii="Microsoft YaHei" w:hAnsi="Microsoft YaHei" w:eastAsia="Microsoft YaHei"/>
+                <w:b w:val="0"/>
+                <w:sz w:val="17"/>
+              </w:rPr>
+              <w:t>对指定队长造成 180% 物理伤害，并使其伤害 -20%、攻速 -25%，持续 5 秒；满膛时强化。</w:t>
+            </w:r>
+          </w:p>
+        </w:tc>
+      </w:tr>
+      <w:tr>
+        <w:tc>
+          <w:tcPr>
+            <w:tcW w:type="dxa" w:w="1152"/>
+            <w:vAlign w:val="center"/>
+          </w:tcPr>
+          <w:p>
+            <w:pPr>
+              <w:spacing w:before="0" w:after="0" w:line="264" w:lineRule="auto"/>
+              <w:jc w:val="center"/>
+            </w:pPr>
+            <w:r>
+              <w:rPr>
+                <w:rFonts w:ascii="Microsoft YaHei" w:hAnsi="Microsoft YaHei" w:eastAsia="Microsoft YaHei"/>
+                <w:b w:val="0"/>
+                <w:sz w:val="17"/>
+              </w:rPr>
+              <w:t>阶段2</w:t>
+            </w:r>
+          </w:p>
+        </w:tc>
+        <w:tc>
+          <w:tcPr>
+            <w:tcW w:type="dxa" w:w="2015"/>
+            <w:vAlign w:val="center"/>
+          </w:tcPr>
+          <w:p>
+            <w:pPr>
+              <w:spacing w:before="0" w:after="0" w:line="264" w:lineRule="auto"/>
+              <w:jc w:val="center"/>
+            </w:pPr>
+            <w:r>
+              <w:rPr>
+                <w:rFonts w:ascii="Microsoft YaHei" w:hAnsi="Microsoft YaHei" w:eastAsia="Microsoft YaHei"/>
+                <w:b/>
+                <w:sz w:val="17"/>
+              </w:rPr>
+              <w:t>锦帆侧击</w:t>
+            </w:r>
+          </w:p>
+        </w:tc>
+        <w:tc>
+          <w:tcPr>
+            <w:tcW w:type="dxa" w:w="6048"/>
+            <w:vAlign w:val="center"/>
+          </w:tcPr>
+          <w:p>
+            <w:pPr>
+              <w:spacing w:before="0" w:after="0" w:line="264" w:lineRule="auto"/>
+              <w:jc w:val="left"/>
+            </w:pPr>
+            <w:r>
+              <w:rPr>
+                <w:rFonts w:ascii="Microsoft YaHei" w:hAnsi="Microsoft YaHei" w:eastAsia="Microsoft YaHei"/>
+                <w:b w:val="0"/>
+                <w:sz w:val="17"/>
+              </w:rPr>
+              <w:t>侧翼时闪避 +8%，攻击速度 +15%。</w:t>
+            </w:r>
+          </w:p>
+        </w:tc>
+      </w:tr>
+      <w:tr>
+        <w:tc>
+          <w:tcPr>
+            <w:tcW w:type="dxa" w:w="1152"/>
+            <w:vAlign w:val="center"/>
+          </w:tcPr>
+          <w:p>
+            <w:pPr>
+              <w:spacing w:before="0" w:after="0" w:line="264" w:lineRule="auto"/>
+              <w:jc w:val="center"/>
+            </w:pPr>
+            <w:r>
+              <w:rPr>
+                <w:rFonts w:ascii="Microsoft YaHei" w:hAnsi="Microsoft YaHei" w:eastAsia="Microsoft YaHei"/>
+                <w:b w:val="0"/>
+                <w:sz w:val="17"/>
+              </w:rPr>
+              <w:t>阶段3</w:t>
+            </w:r>
+          </w:p>
+        </w:tc>
+        <w:tc>
+          <w:tcPr>
+            <w:tcW w:type="dxa" w:w="2015"/>
+            <w:vAlign w:val="center"/>
+          </w:tcPr>
+          <w:p>
+            <w:pPr>
+              <w:spacing w:before="0" w:after="0" w:line="264" w:lineRule="auto"/>
+              <w:jc w:val="center"/>
+            </w:pPr>
+            <w:r>
+              <w:rPr>
+                <w:rFonts w:ascii="Microsoft YaHei" w:hAnsi="Microsoft YaHei" w:eastAsia="Microsoft YaHei"/>
+                <w:b/>
+                <w:sz w:val="17"/>
+              </w:rPr>
+              <w:t>斩旗夺将</w:t>
+            </w:r>
+          </w:p>
+        </w:tc>
+        <w:tc>
+          <w:tcPr>
+            <w:tcW w:type="dxa" w:w="6048"/>
+            <w:vAlign w:val="center"/>
+          </w:tcPr>
+          <w:p>
+            <w:pPr>
+              <w:spacing w:before="0" w:after="0" w:line="264" w:lineRule="auto"/>
+              <w:jc w:val="left"/>
+            </w:pPr>
+            <w:r>
+              <w:rPr>
+                <w:rFonts w:ascii="Microsoft YaHei" w:hAnsi="Microsoft YaHei" w:eastAsia="Microsoft YaHei"/>
+                <w:b w:val="0"/>
+                <w:sz w:val="17"/>
+              </w:rPr>
+              <w:t>对指定队长造成 250% 物理伤害；目标低于 35% 生命时提高至 450%；满膛时强化。</w:t>
+            </w:r>
+          </w:p>
+        </w:tc>
+      </w:tr>
+      <w:tr>
+        <w:tc>
+          <w:tcPr>
+            <w:tcW w:type="dxa" w:w="1152"/>
+            <w:vAlign w:val="center"/>
+          </w:tcPr>
+          <w:p>
+            <w:pPr>
+              <w:spacing w:before="0" w:after="0" w:line="264" w:lineRule="auto"/>
+              <w:jc w:val="center"/>
+            </w:pPr>
+            <w:r>
+              <w:rPr>
+                <w:rFonts w:ascii="Microsoft YaHei" w:hAnsi="Microsoft YaHei" w:eastAsia="Microsoft YaHei"/>
+                <w:b w:val="0"/>
+                <w:sz w:val="17"/>
+              </w:rPr>
+              <w:t>阶段3</w:t>
+            </w:r>
+          </w:p>
+        </w:tc>
+        <w:tc>
+          <w:tcPr>
+            <w:tcW w:type="dxa" w:w="2015"/>
+            <w:vAlign w:val="center"/>
+          </w:tcPr>
+          <w:p>
+            <w:pPr>
+              <w:spacing w:before="0" w:after="0" w:line="264" w:lineRule="auto"/>
+              <w:jc w:val="center"/>
+            </w:pPr>
+            <w:r>
+              <w:rPr>
+                <w:rFonts w:ascii="Microsoft YaHei" w:hAnsi="Microsoft YaHei" w:eastAsia="Microsoft YaHei"/>
+                <w:b/>
+                <w:sz w:val="17"/>
+              </w:rPr>
+              <w:t>短兵接舷</w:t>
+            </w:r>
+          </w:p>
+        </w:tc>
+        <w:tc>
+          <w:tcPr>
+            <w:tcW w:type="dxa" w:w="6048"/>
+            <w:vAlign w:val="center"/>
+          </w:tcPr>
+          <w:p>
+            <w:pPr>
+              <w:spacing w:before="0" w:after="0" w:line="264" w:lineRule="auto"/>
+              <w:jc w:val="left"/>
+            </w:pPr>
+            <w:r>
+              <w:rPr>
+                <w:rFonts w:ascii="Microsoft YaHei" w:hAnsi="Microsoft YaHei" w:eastAsia="Microsoft YaHei"/>
+                <w:b w:val="0"/>
+                <w:sz w:val="17"/>
+              </w:rPr>
+              <w:t>主动命中队长后，小队近战兵对该队长伤害 +25%，持续 6 秒。</w:t>
+            </w:r>
           </w:p>
         </w:tc>
       </w:tr>
